--- a/docs/Setup_Guide_Participants.docx
+++ b/docs/Setup_Guide_Participants.docx
@@ -8,14 +8,14 @@
         <w:contextualSpacing/>
         <w:jc w:val="both"/>
         <w:rPr>
-          <w:rFonts w:ascii="Garamond" w:hAnsi="Garamond"/>
+          <w:rFonts w:ascii="Arial" w:hAnsi="Arial" w:cs="Arial"/>
           <w:sz w:val="36"/>
           <w:szCs w:val="36"/>
         </w:rPr>
       </w:pPr>
       <w:r>
         <w:rPr>
-          <w:rFonts w:ascii="Garamond" w:hAnsi="Garamond"/>
+          <w:rFonts w:ascii="Arial" w:hAnsi="Arial" w:cs="Arial"/>
           <w:b/>
           <w:bCs/>
           <w:color w:val="0E7C86"/>
@@ -32,14 +32,14 @@
         <w:contextualSpacing/>
         <w:jc w:val="both"/>
         <w:rPr>
-          <w:rFonts w:ascii="Garamond" w:hAnsi="Garamond"/>
+          <w:rFonts w:ascii="Arial" w:hAnsi="Arial" w:cs="Arial"/>
           <w:sz w:val="32"/>
           <w:szCs w:val="32"/>
         </w:rPr>
       </w:pPr>
       <w:r>
         <w:rPr>
-          <w:rFonts w:ascii="Garamond" w:hAnsi="Garamond"/>
+          <w:rFonts w:ascii="Arial" w:hAnsi="Arial" w:cs="Arial"/>
           <w:b/>
           <w:bCs/>
           <w:color w:val="16324F"/>
@@ -57,14 +57,14 @@
         <w:spacing w:before="240" w:after="120" w:line="240" w:lineRule="auto"/>
         <w:jc w:val="both"/>
         <w:rPr>
-          <w:rFonts w:ascii="Garamond" w:hAnsi="Garamond"/>
-          <w:sz w:val="24"/>
-          <w:szCs w:val="24"/>
-        </w:rPr>
-      </w:pPr>
-      <w:r>
-        <w:rPr>
-          <w:rFonts w:ascii="Garamond" w:hAnsi="Garamond"/>
+          <w:rFonts w:ascii="Arial" w:hAnsi="Arial" w:cs="Arial"/>
+          <w:sz w:val="24"/>
+          <w:szCs w:val="24"/>
+        </w:rPr>
+      </w:pPr>
+      <w:r>
+        <w:rPr>
+          <w:rFonts w:ascii="Arial" w:hAnsi="Arial" w:cs="Arial"/>
           <w:sz w:val="24"/>
           <w:szCs w:val="24"/>
         </w:rPr>
@@ -73,7 +73,7 @@
       <w:proofErr w:type="spellStart"/>
       <w:r>
         <w:rPr>
-          <w:rFonts w:ascii="Garamond" w:hAnsi="Garamond"/>
+          <w:rFonts w:ascii="Arial" w:hAnsi="Arial" w:cs="Arial"/>
           <w:sz w:val="24"/>
           <w:szCs w:val="24"/>
         </w:rPr>
@@ -81,7 +81,7 @@
       </w:r>
       <w:r>
         <w:rPr>
-          <w:rFonts w:ascii="Garamond" w:hAnsi="Garamond"/>
+          <w:rFonts w:ascii="Arial" w:hAnsi="Arial" w:cs="Arial"/>
           <w:sz w:val="24"/>
           <w:szCs w:val="24"/>
         </w:rPr>
@@ -89,7 +89,7 @@
       </w:r>
       <w:r>
         <w:rPr>
-          <w:rFonts w:ascii="Garamond" w:hAnsi="Garamond"/>
+          <w:rFonts w:ascii="Arial" w:hAnsi="Arial" w:cs="Arial"/>
           <w:sz w:val="24"/>
           <w:szCs w:val="24"/>
         </w:rPr>
@@ -98,7 +98,7 @@
       <w:proofErr w:type="spellEnd"/>
       <w:r>
         <w:rPr>
-          <w:rFonts w:ascii="Garamond" w:hAnsi="Garamond"/>
+          <w:rFonts w:ascii="Arial" w:hAnsi="Arial" w:cs="Arial"/>
           <w:sz w:val="24"/>
           <w:szCs w:val="24"/>
         </w:rPr>
@@ -111,14 +111,14 @@
         <w:contextualSpacing/>
         <w:jc w:val="both"/>
         <w:rPr>
-          <w:rFonts w:ascii="Garamond" w:hAnsi="Garamond"/>
-          <w:sz w:val="24"/>
-          <w:szCs w:val="24"/>
-        </w:rPr>
-      </w:pPr>
-      <w:r>
-        <w:rPr>
-          <w:rFonts w:ascii="Garamond" w:hAnsi="Garamond"/>
+          <w:rFonts w:ascii="Arial" w:hAnsi="Arial" w:cs="Arial"/>
+          <w:sz w:val="24"/>
+          <w:szCs w:val="24"/>
+        </w:rPr>
+      </w:pPr>
+      <w:r>
+        <w:rPr>
+          <w:rFonts w:ascii="Arial" w:hAnsi="Arial" w:cs="Arial"/>
           <w:b/>
           <w:bCs/>
           <w:sz w:val="24"/>
@@ -128,7 +128,7 @@
       </w:r>
       <w:r>
         <w:rPr>
-          <w:rFonts w:ascii="Garamond" w:hAnsi="Garamond"/>
+          <w:rFonts w:ascii="Arial" w:hAnsi="Arial" w:cs="Arial"/>
           <w:sz w:val="24"/>
           <w:szCs w:val="24"/>
         </w:rPr>
@@ -141,14 +141,14 @@
         <w:contextualSpacing/>
         <w:jc w:val="both"/>
         <w:rPr>
-          <w:rFonts w:ascii="Garamond" w:hAnsi="Garamond"/>
-          <w:sz w:val="24"/>
-          <w:szCs w:val="24"/>
-        </w:rPr>
-      </w:pPr>
-      <w:r>
-        <w:rPr>
-          <w:rFonts w:ascii="Garamond" w:hAnsi="Garamond"/>
+          <w:rFonts w:ascii="Arial" w:hAnsi="Arial" w:cs="Arial"/>
+          <w:sz w:val="24"/>
+          <w:szCs w:val="24"/>
+        </w:rPr>
+      </w:pPr>
+      <w:r>
+        <w:rPr>
+          <w:rFonts w:ascii="Arial" w:hAnsi="Arial" w:cs="Arial"/>
           <w:sz w:val="24"/>
           <w:szCs w:val="24"/>
         </w:rPr>
@@ -156,7 +156,7 @@
       </w:r>
       <w:r>
         <w:rPr>
-          <w:rFonts w:ascii="Garamond" w:hAnsi="Garamond"/>
+          <w:rFonts w:ascii="Arial" w:hAnsi="Arial" w:cs="Arial"/>
           <w:sz w:val="24"/>
           <w:szCs w:val="24"/>
         </w:rPr>
@@ -164,7 +164,7 @@
       </w:r>
       <w:r>
         <w:rPr>
-          <w:rFonts w:ascii="Garamond" w:hAnsi="Garamond"/>
+          <w:rFonts w:ascii="Arial" w:hAnsi="Arial" w:cs="Arial"/>
           <w:sz w:val="24"/>
           <w:szCs w:val="24"/>
         </w:rPr>
@@ -172,7 +172,7 @@
       </w:r>
       <w:r>
         <w:rPr>
-          <w:rFonts w:ascii="Garamond" w:hAnsi="Garamond"/>
+          <w:rFonts w:ascii="Arial" w:hAnsi="Arial" w:cs="Arial"/>
           <w:sz w:val="24"/>
           <w:szCs w:val="24"/>
         </w:rPr>
@@ -180,7 +180,7 @@
       </w:r>
       <w:r>
         <w:rPr>
-          <w:rFonts w:ascii="Garamond" w:hAnsi="Garamond"/>
+          <w:rFonts w:ascii="Arial" w:hAnsi="Arial" w:cs="Arial"/>
           <w:sz w:val="24"/>
           <w:szCs w:val="24"/>
         </w:rPr>
@@ -188,7 +188,7 @@
       </w:r>
       <w:r>
         <w:rPr>
-          <w:rFonts w:ascii="Garamond" w:hAnsi="Garamond"/>
+          <w:rFonts w:ascii="Arial" w:hAnsi="Arial" w:cs="Arial"/>
           <w:sz w:val="24"/>
           <w:szCs w:val="24"/>
         </w:rPr>
@@ -196,7 +196,7 @@
       </w:r>
       <w:r>
         <w:rPr>
-          <w:rFonts w:ascii="Garamond" w:hAnsi="Garamond"/>
+          <w:rFonts w:ascii="Arial" w:hAnsi="Arial" w:cs="Arial"/>
           <w:sz w:val="24"/>
           <w:szCs w:val="24"/>
         </w:rPr>
@@ -210,14 +210,14 @@
         <w:contextualSpacing/>
         <w:jc w:val="both"/>
         <w:rPr>
-          <w:rFonts w:ascii="Garamond" w:hAnsi="Garamond"/>
-          <w:sz w:val="24"/>
-          <w:szCs w:val="24"/>
-        </w:rPr>
-      </w:pPr>
-      <w:r>
-        <w:rPr>
-          <w:rFonts w:ascii="Garamond" w:hAnsi="Garamond"/>
+          <w:rFonts w:ascii="Arial" w:hAnsi="Arial" w:cs="Arial"/>
+          <w:sz w:val="24"/>
+          <w:szCs w:val="24"/>
+        </w:rPr>
+      </w:pPr>
+      <w:r>
+        <w:rPr>
+          <w:rFonts w:ascii="Arial" w:hAnsi="Arial" w:cs="Arial"/>
           <w:sz w:val="24"/>
           <w:szCs w:val="24"/>
         </w:rPr>
@@ -230,14 +230,14 @@
         <w:contextualSpacing/>
         <w:jc w:val="both"/>
         <w:rPr>
-          <w:rFonts w:ascii="Garamond" w:hAnsi="Garamond"/>
-          <w:sz w:val="24"/>
-          <w:szCs w:val="24"/>
-        </w:rPr>
-      </w:pPr>
-      <w:r>
-        <w:rPr>
-          <w:rFonts w:ascii="Garamond" w:hAnsi="Garamond"/>
+          <w:rFonts w:ascii="Arial" w:hAnsi="Arial" w:cs="Arial"/>
+          <w:sz w:val="24"/>
+          <w:szCs w:val="24"/>
+        </w:rPr>
+      </w:pPr>
+      <w:r>
+        <w:rPr>
+          <w:rFonts w:ascii="Arial" w:hAnsi="Arial" w:cs="Arial"/>
           <w:sz w:val="24"/>
           <w:szCs w:val="24"/>
         </w:rPr>
@@ -245,7 +245,7 @@
       </w:r>
       <w:r>
         <w:rPr>
-          <w:rFonts w:ascii="Garamond" w:hAnsi="Garamond"/>
+          <w:rFonts w:ascii="Arial" w:hAnsi="Arial" w:cs="Arial"/>
           <w:b/>
           <w:bCs/>
           <w:sz w:val="24"/>
@@ -255,7 +255,7 @@
       </w:r>
       <w:r>
         <w:rPr>
-          <w:rFonts w:ascii="Garamond" w:hAnsi="Garamond"/>
+          <w:rFonts w:ascii="Arial" w:hAnsi="Arial" w:cs="Arial"/>
           <w:sz w:val="24"/>
           <w:szCs w:val="24"/>
         </w:rPr>
@@ -263,7 +263,7 @@
       </w:r>
       <w:r>
         <w:rPr>
-          <w:rFonts w:ascii="Garamond" w:hAnsi="Garamond"/>
+          <w:rFonts w:ascii="Arial" w:hAnsi="Arial" w:cs="Arial"/>
           <w:sz w:val="24"/>
           <w:szCs w:val="24"/>
         </w:rPr>
@@ -271,7 +271,7 @@
       </w:r>
       <w:r>
         <w:rPr>
-          <w:rFonts w:ascii="Garamond" w:hAnsi="Garamond"/>
+          <w:rFonts w:ascii="Arial" w:hAnsi="Arial" w:cs="Arial"/>
           <w:sz w:val="24"/>
           <w:szCs w:val="24"/>
         </w:rPr>
@@ -289,14 +289,14 @@
         <w:contextualSpacing/>
         <w:jc w:val="both"/>
         <w:rPr>
-          <w:rFonts w:ascii="Garamond" w:hAnsi="Garamond"/>
-          <w:sz w:val="24"/>
-          <w:szCs w:val="24"/>
-        </w:rPr>
-      </w:pPr>
-      <w:r>
-        <w:rPr>
-          <w:rFonts w:ascii="Garamond" w:hAnsi="Garamond"/>
+          <w:rFonts w:ascii="Arial" w:hAnsi="Arial" w:cs="Arial"/>
+          <w:sz w:val="24"/>
+          <w:szCs w:val="24"/>
+        </w:rPr>
+      </w:pPr>
+      <w:r>
+        <w:rPr>
+          <w:rFonts w:ascii="Arial" w:hAnsi="Arial" w:cs="Arial"/>
           <w:sz w:val="24"/>
           <w:szCs w:val="24"/>
         </w:rPr>
@@ -304,7 +304,7 @@
       </w:r>
       <w:r>
         <w:rPr>
-          <w:rFonts w:ascii="Garamond" w:eastAsia="Consolas" w:hAnsi="Garamond" w:cs="Consolas"/>
+          <w:rFonts w:ascii="Arial" w:eastAsia="Consolas" w:hAnsi="Arial" w:cs="Arial"/>
           <w:color w:val="1A2E3F"/>
           <w:sz w:val="24"/>
           <w:szCs w:val="24"/>
@@ -313,7 +313,7 @@
       </w:r>
       <w:r>
         <w:rPr>
-          <w:rFonts w:ascii="Garamond" w:hAnsi="Garamond"/>
+          <w:rFonts w:ascii="Arial" w:hAnsi="Arial" w:cs="Arial"/>
           <w:sz w:val="24"/>
           <w:szCs w:val="24"/>
         </w:rPr>
@@ -331,14 +331,14 @@
         <w:contextualSpacing/>
         <w:jc w:val="both"/>
         <w:rPr>
-          <w:rFonts w:ascii="Garamond" w:hAnsi="Garamond"/>
-          <w:sz w:val="24"/>
-          <w:szCs w:val="24"/>
-        </w:rPr>
-      </w:pPr>
-      <w:r>
-        <w:rPr>
-          <w:rFonts w:ascii="Garamond" w:hAnsi="Garamond"/>
+          <w:rFonts w:ascii="Arial" w:hAnsi="Arial" w:cs="Arial"/>
+          <w:sz w:val="24"/>
+          <w:szCs w:val="24"/>
+        </w:rPr>
+      </w:pPr>
+      <w:r>
+        <w:rPr>
+          <w:rFonts w:ascii="Arial" w:hAnsi="Arial" w:cs="Arial"/>
           <w:sz w:val="24"/>
           <w:szCs w:val="24"/>
         </w:rPr>
@@ -356,14 +356,14 @@
         <w:contextualSpacing/>
         <w:jc w:val="both"/>
         <w:rPr>
-          <w:rFonts w:ascii="Garamond" w:hAnsi="Garamond"/>
-          <w:sz w:val="24"/>
-          <w:szCs w:val="24"/>
-        </w:rPr>
-      </w:pPr>
-      <w:r>
-        <w:rPr>
-          <w:rFonts w:ascii="Garamond" w:hAnsi="Garamond"/>
+          <w:rFonts w:ascii="Arial" w:hAnsi="Arial" w:cs="Arial"/>
+          <w:sz w:val="24"/>
+          <w:szCs w:val="24"/>
+        </w:rPr>
+      </w:pPr>
+      <w:r>
+        <w:rPr>
+          <w:rFonts w:ascii="Arial" w:hAnsi="Arial" w:cs="Arial"/>
           <w:sz w:val="24"/>
           <w:szCs w:val="24"/>
         </w:rPr>
@@ -381,14 +381,14 @@
         <w:contextualSpacing/>
         <w:jc w:val="both"/>
         <w:rPr>
-          <w:rFonts w:ascii="Garamond" w:hAnsi="Garamond"/>
-          <w:sz w:val="24"/>
-          <w:szCs w:val="24"/>
-        </w:rPr>
-      </w:pPr>
-      <w:r>
-        <w:rPr>
-          <w:rFonts w:ascii="Garamond" w:hAnsi="Garamond"/>
+          <w:rFonts w:ascii="Arial" w:hAnsi="Arial" w:cs="Arial"/>
+          <w:sz w:val="24"/>
+          <w:szCs w:val="24"/>
+        </w:rPr>
+      </w:pPr>
+      <w:r>
+        <w:rPr>
+          <w:rFonts w:ascii="Arial" w:hAnsi="Arial" w:cs="Arial"/>
           <w:sz w:val="24"/>
           <w:szCs w:val="24"/>
         </w:rPr>
@@ -396,7 +396,7 @@
       </w:r>
       <w:r>
         <w:rPr>
-          <w:rFonts w:ascii="Garamond" w:eastAsia="Consolas" w:hAnsi="Garamond" w:cs="Consolas"/>
+          <w:rFonts w:ascii="Arial" w:eastAsia="Consolas" w:hAnsi="Arial" w:cs="Arial"/>
           <w:color w:val="1A2E3F"/>
           <w:sz w:val="24"/>
           <w:szCs w:val="24"/>
@@ -410,14 +410,14 @@
         <w:contextualSpacing/>
         <w:jc w:val="both"/>
         <w:rPr>
-          <w:rFonts w:ascii="Garamond" w:hAnsi="Garamond"/>
-          <w:sz w:val="24"/>
-          <w:szCs w:val="24"/>
-        </w:rPr>
-      </w:pPr>
-      <w:r>
-        <w:rPr>
-          <w:rFonts w:ascii="Garamond" w:hAnsi="Garamond"/>
+          <w:rFonts w:ascii="Arial" w:hAnsi="Arial" w:cs="Arial"/>
+          <w:sz w:val="24"/>
+          <w:szCs w:val="24"/>
+        </w:rPr>
+      </w:pPr>
+      <w:r>
+        <w:rPr>
+          <w:rFonts w:ascii="Arial" w:hAnsi="Arial" w:cs="Arial"/>
           <w:b/>
           <w:bCs/>
           <w:sz w:val="24"/>
@@ -427,7 +427,7 @@
       </w:r>
       <w:r>
         <w:rPr>
-          <w:rFonts w:ascii="Garamond" w:hAnsi="Garamond"/>
+          <w:rFonts w:ascii="Arial" w:hAnsi="Arial" w:cs="Arial"/>
           <w:sz w:val="24"/>
           <w:szCs w:val="24"/>
         </w:rPr>
@@ -442,14 +442,14 @@
         <w:contextualSpacing/>
         <w:jc w:val="both"/>
         <w:rPr>
-          <w:rFonts w:ascii="Garamond" w:hAnsi="Garamond"/>
-          <w:sz w:val="24"/>
-          <w:szCs w:val="24"/>
-        </w:rPr>
-      </w:pPr>
-      <w:r>
-        <w:rPr>
-          <w:rFonts w:ascii="Times New Roman" w:eastAsia="Consolas" w:hAnsi="Times New Roman" w:cs="Times New Roman"/>
+          <w:rFonts w:ascii="Arial" w:hAnsi="Arial" w:cs="Arial"/>
+          <w:sz w:val="24"/>
+          <w:szCs w:val="24"/>
+        </w:rPr>
+      </w:pPr>
+      <w:r>
+        <w:rPr>
+          <w:rFonts w:ascii="Arial" w:eastAsia="Consolas" w:hAnsi="Arial" w:cs="Arial"/>
           <w:color w:val="1A2E3F"/>
           <w:sz w:val="24"/>
           <w:szCs w:val="24"/>
@@ -465,7 +465,7 @@
         <w:contextualSpacing/>
         <w:jc w:val="both"/>
         <w:rPr>
-          <w:rFonts w:ascii="Garamond" w:hAnsi="Garamond"/>
+          <w:rFonts w:ascii="Arial" w:hAnsi="Arial" w:cs="Arial"/>
           <w:sz w:val="24"/>
           <w:szCs w:val="24"/>
         </w:rPr>
@@ -474,7 +474,7 @@
       <w:proofErr w:type="gramStart"/>
       <w:r>
         <w:rPr>
-          <w:rFonts w:ascii="Garamond" w:eastAsia="Consolas" w:hAnsi="Garamond" w:cs="Consolas"/>
+          <w:rFonts w:ascii="Arial" w:eastAsia="Consolas" w:hAnsi="Arial" w:cs="Arial"/>
           <w:color w:val="1A2E3F"/>
           <w:sz w:val="24"/>
           <w:szCs w:val="24"/>
@@ -484,7 +484,7 @@
       <w:proofErr w:type="gramEnd"/>
       <w:r>
         <w:rPr>
-          <w:rFonts w:ascii="Garamond" w:eastAsia="Consolas" w:hAnsi="Garamond" w:cs="Consolas"/>
+          <w:rFonts w:ascii="Arial" w:eastAsia="Consolas" w:hAnsi="Arial" w:cs="Arial"/>
           <w:color w:val="1A2E3F"/>
           <w:sz w:val="24"/>
           <w:szCs w:val="24"/>
@@ -501,26 +501,26 @@
         <w:contextualSpacing/>
         <w:jc w:val="both"/>
         <w:rPr>
-          <w:rFonts w:ascii="Garamond" w:hAnsi="Garamond"/>
-          <w:sz w:val="24"/>
-          <w:szCs w:val="24"/>
-        </w:rPr>
-      </w:pPr>
-    </w:p>
-    <w:p>
-      <w:pPr>
-        <w:spacing w:before="120" w:after="120" w:line="240" w:lineRule="auto"/>
-        <w:contextualSpacing/>
-        <w:jc w:val="both"/>
-        <w:rPr>
-          <w:rFonts w:ascii="Garamond" w:hAnsi="Garamond"/>
-          <w:sz w:val="24"/>
-          <w:szCs w:val="24"/>
-        </w:rPr>
-      </w:pPr>
-      <w:r>
-        <w:rPr>
-          <w:rFonts w:ascii="Garamond" w:hAnsi="Garamond"/>
+          <w:rFonts w:ascii="Arial" w:hAnsi="Arial" w:cs="Arial"/>
+          <w:sz w:val="24"/>
+          <w:szCs w:val="24"/>
+        </w:rPr>
+      </w:pPr>
+    </w:p>
+    <w:p>
+      <w:pPr>
+        <w:spacing w:before="120" w:after="120" w:line="240" w:lineRule="auto"/>
+        <w:contextualSpacing/>
+        <w:jc w:val="both"/>
+        <w:rPr>
+          <w:rFonts w:ascii="Arial" w:hAnsi="Arial" w:cs="Arial"/>
+          <w:sz w:val="24"/>
+          <w:szCs w:val="24"/>
+        </w:rPr>
+      </w:pPr>
+      <w:r>
+        <w:rPr>
+          <w:rFonts w:ascii="Arial" w:hAnsi="Arial" w:cs="Arial"/>
           <w:b/>
           <w:bCs/>
           <w:sz w:val="24"/>
@@ -530,7 +530,7 @@
       </w:r>
       <w:r>
         <w:rPr>
-          <w:rFonts w:ascii="Garamond" w:hAnsi="Garamond"/>
+          <w:rFonts w:ascii="Arial" w:hAnsi="Arial" w:cs="Arial"/>
           <w:sz w:val="24"/>
           <w:szCs w:val="24"/>
         </w:rPr>
@@ -544,14 +544,14 @@
         <w:contextualSpacing/>
         <w:jc w:val="both"/>
         <w:rPr>
-          <w:rFonts w:ascii="Garamond" w:hAnsi="Garamond"/>
-          <w:sz w:val="24"/>
-          <w:szCs w:val="24"/>
-        </w:rPr>
-      </w:pPr>
-      <w:r>
-        <w:rPr>
-          <w:rFonts w:ascii="Garamond" w:hAnsi="Garamond"/>
+          <w:rFonts w:ascii="Arial" w:hAnsi="Arial" w:cs="Arial"/>
+          <w:sz w:val="24"/>
+          <w:szCs w:val="24"/>
+        </w:rPr>
+      </w:pPr>
+      <w:r>
+        <w:rPr>
+          <w:rFonts w:ascii="Arial" w:hAnsi="Arial" w:cs="Arial"/>
           <w:sz w:val="24"/>
           <w:szCs w:val="24"/>
         </w:rPr>
@@ -569,14 +569,14 @@
         <w:contextualSpacing/>
         <w:jc w:val="both"/>
         <w:rPr>
-          <w:rFonts w:ascii="Garamond" w:hAnsi="Garamond"/>
-          <w:sz w:val="24"/>
-          <w:szCs w:val="24"/>
-        </w:rPr>
-      </w:pPr>
-      <w:r>
-        <w:rPr>
-          <w:rFonts w:ascii="Garamond" w:hAnsi="Garamond"/>
+          <w:rFonts w:ascii="Arial" w:hAnsi="Arial" w:cs="Arial"/>
+          <w:sz w:val="24"/>
+          <w:szCs w:val="24"/>
+        </w:rPr>
+      </w:pPr>
+      <w:r>
+        <w:rPr>
+          <w:rFonts w:ascii="Arial" w:hAnsi="Arial" w:cs="Arial"/>
           <w:sz w:val="24"/>
           <w:szCs w:val="24"/>
         </w:rPr>
@@ -584,7 +584,7 @@
       </w:r>
       <w:r>
         <w:rPr>
-          <w:rFonts w:ascii="Garamond" w:hAnsi="Garamond"/>
+          <w:rFonts w:ascii="Arial" w:hAnsi="Arial" w:cs="Arial"/>
           <w:sz w:val="24"/>
           <w:szCs w:val="24"/>
         </w:rPr>
@@ -592,7 +592,7 @@
       </w:r>
       <w:r>
         <w:rPr>
-          <w:rFonts w:ascii="Garamond" w:hAnsi="Garamond"/>
+          <w:rFonts w:ascii="Arial" w:hAnsi="Arial" w:cs="Arial"/>
           <w:sz w:val="24"/>
           <w:szCs w:val="24"/>
         </w:rPr>
@@ -602,7 +602,7 @@
         <w:r>
           <w:rPr>
             <w:rStyle w:val="Hyperlink"/>
-            <w:rFonts w:ascii="Garamond" w:hAnsi="Garamond"/>
+            <w:rFonts w:ascii="Arial" w:hAnsi="Arial" w:cs="Arial"/>
             <w:b/>
             <w:bCs/>
             <w:sz w:val="24"/>
@@ -613,7 +613,7 @@
       </w:hyperlink>
       <w:r>
         <w:rPr>
-          <w:rFonts w:ascii="Garamond" w:hAnsi="Garamond"/>
+          <w:rFonts w:ascii="Arial" w:hAnsi="Arial" w:cs="Arial"/>
           <w:sz w:val="24"/>
           <w:szCs w:val="24"/>
         </w:rPr>
@@ -621,7 +621,7 @@
       </w:r>
       <w:r>
         <w:rPr>
-          <w:rFonts w:ascii="Garamond" w:hAnsi="Garamond"/>
+          <w:rFonts w:ascii="Arial" w:hAnsi="Arial" w:cs="Arial"/>
           <w:sz w:val="24"/>
           <w:szCs w:val="24"/>
         </w:rPr>
@@ -639,14 +639,14 @@
         <w:contextualSpacing/>
         <w:jc w:val="both"/>
         <w:rPr>
-          <w:rFonts w:ascii="Garamond" w:hAnsi="Garamond"/>
-          <w:sz w:val="24"/>
-          <w:szCs w:val="24"/>
-        </w:rPr>
-      </w:pPr>
-      <w:r>
-        <w:rPr>
-          <w:rFonts w:ascii="Garamond" w:hAnsi="Garamond"/>
+          <w:rFonts w:ascii="Arial" w:hAnsi="Arial" w:cs="Arial"/>
+          <w:sz w:val="24"/>
+          <w:szCs w:val="24"/>
+        </w:rPr>
+      </w:pPr>
+      <w:r>
+        <w:rPr>
+          <w:rFonts w:ascii="Arial" w:hAnsi="Arial" w:cs="Arial"/>
           <w:sz w:val="24"/>
           <w:szCs w:val="24"/>
         </w:rPr>
@@ -656,7 +656,7 @@
         <w:r>
           <w:rPr>
             <w:rStyle w:val="Hyperlink"/>
-            <w:rFonts w:ascii="Garamond" w:hAnsi="Garamond"/>
+            <w:rFonts w:ascii="Arial" w:hAnsi="Arial" w:cs="Arial"/>
             <w:b/>
             <w:bCs/>
             <w:sz w:val="24"/>
@@ -667,7 +667,7 @@
       </w:hyperlink>
       <w:r>
         <w:rPr>
-          <w:rFonts w:ascii="Garamond" w:hAnsi="Garamond"/>
+          <w:rFonts w:ascii="Arial" w:hAnsi="Arial" w:cs="Arial"/>
           <w:sz w:val="24"/>
           <w:szCs w:val="24"/>
         </w:rPr>
@@ -685,14 +685,14 @@
         <w:contextualSpacing/>
         <w:jc w:val="both"/>
         <w:rPr>
-          <w:rFonts w:ascii="Garamond" w:hAnsi="Garamond"/>
-          <w:sz w:val="24"/>
-          <w:szCs w:val="24"/>
-        </w:rPr>
-      </w:pPr>
-      <w:r>
-        <w:rPr>
-          <w:rFonts w:ascii="Garamond" w:hAnsi="Garamond"/>
+          <w:rFonts w:ascii="Arial" w:hAnsi="Arial" w:cs="Arial"/>
+          <w:sz w:val="24"/>
+          <w:szCs w:val="24"/>
+        </w:rPr>
+      </w:pPr>
+      <w:r>
+        <w:rPr>
+          <w:rFonts w:ascii="Arial" w:hAnsi="Arial" w:cs="Arial"/>
           <w:sz w:val="24"/>
           <w:szCs w:val="24"/>
         </w:rPr>
@@ -700,7 +700,7 @@
       </w:r>
       <w:r>
         <w:rPr>
-          <w:rFonts w:ascii="Garamond" w:eastAsia="Consolas" w:hAnsi="Garamond" w:cs="Consolas"/>
+          <w:rFonts w:ascii="Arial" w:eastAsia="Consolas" w:hAnsi="Arial" w:cs="Arial"/>
           <w:b/>
           <w:bCs/>
           <w:i/>
@@ -713,7 +713,7 @@
       </w:r>
       <w:r>
         <w:rPr>
-          <w:rFonts w:ascii="Garamond" w:hAnsi="Garamond"/>
+          <w:rFonts w:ascii="Arial" w:hAnsi="Arial" w:cs="Arial"/>
           <w:sz w:val="24"/>
           <w:szCs w:val="24"/>
         </w:rPr>
@@ -731,14 +731,14 @@
         <w:contextualSpacing/>
         <w:jc w:val="both"/>
         <w:rPr>
-          <w:rFonts w:ascii="Garamond" w:hAnsi="Garamond"/>
-          <w:sz w:val="24"/>
-          <w:szCs w:val="24"/>
-        </w:rPr>
-      </w:pPr>
-      <w:r>
-        <w:rPr>
-          <w:rFonts w:ascii="Garamond" w:hAnsi="Garamond"/>
+          <w:rFonts w:ascii="Arial" w:hAnsi="Arial" w:cs="Arial"/>
+          <w:sz w:val="24"/>
+          <w:szCs w:val="24"/>
+        </w:rPr>
+      </w:pPr>
+      <w:r>
+        <w:rPr>
+          <w:rFonts w:ascii="Arial" w:hAnsi="Arial" w:cs="Arial"/>
           <w:b/>
           <w:bCs/>
           <w:sz w:val="24"/>
@@ -748,7 +748,7 @@
       </w:r>
       <w:r>
         <w:rPr>
-          <w:rFonts w:ascii="Garamond" w:hAnsi="Garamond"/>
+          <w:rFonts w:ascii="Arial" w:hAnsi="Arial" w:cs="Arial"/>
           <w:sz w:val="24"/>
           <w:szCs w:val="24"/>
         </w:rPr>
@@ -756,7 +756,7 @@
       </w:r>
       <w:r>
         <w:rPr>
-          <w:rFonts w:ascii="Garamond" w:eastAsia="Consolas" w:hAnsi="Garamond" w:cs="Consolas"/>
+          <w:rFonts w:ascii="Arial" w:eastAsia="Consolas" w:hAnsi="Arial" w:cs="Arial"/>
           <w:color w:val="1A2E3F"/>
           <w:sz w:val="24"/>
           <w:szCs w:val="24"/>
@@ -765,7 +765,7 @@
       </w:r>
       <w:r>
         <w:rPr>
-          <w:rFonts w:ascii="Garamond" w:hAnsi="Garamond"/>
+          <w:rFonts w:ascii="Arial" w:hAnsi="Arial" w:cs="Arial"/>
           <w:sz w:val="24"/>
           <w:szCs w:val="24"/>
         </w:rPr>
@@ -773,7 +773,7 @@
       </w:r>
       <w:r>
         <w:rPr>
-          <w:rFonts w:ascii="Garamond" w:eastAsia="Consolas" w:hAnsi="Garamond" w:cs="Consolas"/>
+          <w:rFonts w:ascii="Arial" w:eastAsia="Consolas" w:hAnsi="Arial" w:cs="Arial"/>
           <w:color w:val="1A2E3F"/>
           <w:sz w:val="24"/>
           <w:szCs w:val="24"/>
@@ -782,7 +782,7 @@
       </w:r>
       <w:r>
         <w:rPr>
-          <w:rFonts w:ascii="Garamond" w:hAnsi="Garamond"/>
+          <w:rFonts w:ascii="Arial" w:hAnsi="Arial" w:cs="Arial"/>
           <w:sz w:val="24"/>
           <w:szCs w:val="24"/>
         </w:rPr>
@@ -800,14 +800,14 @@
         <w:contextualSpacing/>
         <w:jc w:val="both"/>
         <w:rPr>
-          <w:rFonts w:ascii="Garamond" w:hAnsi="Garamond"/>
-          <w:sz w:val="24"/>
-          <w:szCs w:val="24"/>
-        </w:rPr>
-      </w:pPr>
-      <w:r>
-        <w:rPr>
-          <w:rFonts w:ascii="Garamond" w:hAnsi="Garamond"/>
+          <w:rFonts w:ascii="Arial" w:hAnsi="Arial" w:cs="Arial"/>
+          <w:sz w:val="24"/>
+          <w:szCs w:val="24"/>
+        </w:rPr>
+      </w:pPr>
+      <w:r>
+        <w:rPr>
+          <w:rFonts w:ascii="Arial" w:hAnsi="Arial" w:cs="Arial"/>
           <w:sz w:val="24"/>
           <w:szCs w:val="24"/>
         </w:rPr>
@@ -815,7 +815,7 @@
       </w:r>
       <w:r>
         <w:rPr>
-          <w:rFonts w:ascii="Garamond" w:eastAsia="Consolas" w:hAnsi="Garamond" w:cs="Consolas"/>
+          <w:rFonts w:ascii="Arial" w:eastAsia="Consolas" w:hAnsi="Arial" w:cs="Arial"/>
           <w:color w:val="1A2E3F"/>
           <w:sz w:val="24"/>
           <w:szCs w:val="24"/>
@@ -824,7 +824,7 @@
       </w:r>
       <w:r>
         <w:rPr>
-          <w:rFonts w:ascii="Garamond" w:hAnsi="Garamond"/>
+          <w:rFonts w:ascii="Arial" w:hAnsi="Arial" w:cs="Arial"/>
           <w:sz w:val="24"/>
           <w:szCs w:val="24"/>
         </w:rPr>
@@ -875,14 +875,14 @@
               <w:contextualSpacing/>
               <w:jc w:val="both"/>
               <w:rPr>
-                <w:rFonts w:ascii="Garamond" w:hAnsi="Garamond"/>
+                <w:rFonts w:ascii="Arial" w:hAnsi="Arial" w:cs="Arial"/>
                 <w:sz w:val="24"/>
                 <w:szCs w:val="24"/>
               </w:rPr>
             </w:pPr>
             <w:r>
               <w:rPr>
-                <w:rFonts w:ascii="Garamond" w:hAnsi="Garamond"/>
+                <w:rFonts w:ascii="Arial" w:hAnsi="Arial" w:cs="Arial"/>
                 <w:b/>
                 <w:bCs/>
                 <w:color w:val="0E7C86"/>
@@ -898,14 +898,14 @@
               <w:contextualSpacing/>
               <w:jc w:val="both"/>
               <w:rPr>
-                <w:rFonts w:ascii="Garamond" w:hAnsi="Garamond"/>
+                <w:rFonts w:ascii="Arial" w:hAnsi="Arial" w:cs="Arial"/>
                 <w:sz w:val="24"/>
                 <w:szCs w:val="24"/>
               </w:rPr>
             </w:pPr>
             <w:r>
               <w:rPr>
-                <w:rFonts w:ascii="Garamond" w:hAnsi="Garamond"/>
+                <w:rFonts w:ascii="Arial" w:hAnsi="Arial" w:cs="Arial"/>
                 <w:sz w:val="24"/>
                 <w:szCs w:val="24"/>
               </w:rPr>
@@ -914,7 +914,7 @@
             <w:proofErr w:type="gramStart"/>
             <w:r>
               <w:rPr>
-                <w:rFonts w:ascii="Garamond" w:hAnsi="Garamond"/>
+                <w:rFonts w:ascii="Arial" w:hAnsi="Arial" w:cs="Arial"/>
                 <w:sz w:val="24"/>
                 <w:szCs w:val="24"/>
               </w:rPr>
@@ -922,7 +922,7 @@
             </w:r>
             <w:r>
               <w:rPr>
-                <w:rFonts w:ascii="Garamond" w:eastAsia="Consolas" w:hAnsi="Garamond" w:cs="Consolas"/>
+                <w:rFonts w:ascii="Arial" w:eastAsia="Consolas" w:hAnsi="Arial" w:cs="Arial"/>
                 <w:color w:val="1A2E3F"/>
                 <w:sz w:val="24"/>
                 <w:szCs w:val="24"/>
@@ -932,7 +932,7 @@
             <w:proofErr w:type="spellStart"/>
             <w:r>
               <w:rPr>
-                <w:rFonts w:ascii="Garamond" w:eastAsia="Consolas" w:hAnsi="Garamond" w:cs="Consolas"/>
+                <w:rFonts w:ascii="Arial" w:eastAsia="Consolas" w:hAnsi="Arial" w:cs="Arial"/>
                 <w:color w:val="1A2E3F"/>
                 <w:sz w:val="24"/>
                 <w:szCs w:val="24"/>
@@ -943,7 +943,7 @@
             <w:proofErr w:type="gramEnd"/>
             <w:r>
               <w:rPr>
-                <w:rFonts w:ascii="Garamond" w:hAnsi="Garamond"/>
+                <w:rFonts w:ascii="Arial" w:hAnsi="Arial" w:cs="Arial"/>
                 <w:sz w:val="24"/>
                 <w:szCs w:val="24"/>
               </w:rPr>
@@ -951,7 +951,7 @@
             </w:r>
             <w:r>
               <w:rPr>
-                <w:rFonts w:ascii="Garamond" w:eastAsia="Consolas" w:hAnsi="Garamond" w:cs="Consolas"/>
+                <w:rFonts w:ascii="Arial" w:eastAsia="Consolas" w:hAnsi="Arial" w:cs="Arial"/>
                 <w:color w:val="1A2E3F"/>
                 <w:sz w:val="24"/>
                 <w:szCs w:val="24"/>
@@ -960,7 +960,7 @@
             </w:r>
             <w:r>
               <w:rPr>
-                <w:rFonts w:ascii="Garamond" w:hAnsi="Garamond"/>
+                <w:rFonts w:ascii="Arial" w:hAnsi="Arial" w:cs="Arial"/>
                 <w:sz w:val="24"/>
                 <w:szCs w:val="24"/>
               </w:rPr>
@@ -980,14 +980,14 @@
         <w:contextualSpacing/>
         <w:jc w:val="both"/>
         <w:rPr>
-          <w:rFonts w:ascii="Garamond" w:hAnsi="Garamond"/>
-          <w:sz w:val="24"/>
-          <w:szCs w:val="24"/>
-        </w:rPr>
-      </w:pPr>
-      <w:r>
-        <w:rPr>
-          <w:rFonts w:ascii="Garamond" w:hAnsi="Garamond"/>
+          <w:rFonts w:ascii="Arial" w:hAnsi="Arial" w:cs="Arial"/>
+          <w:sz w:val="24"/>
+          <w:szCs w:val="24"/>
+        </w:rPr>
+      </w:pPr>
+      <w:r>
+        <w:rPr>
+          <w:rFonts w:ascii="Arial" w:hAnsi="Arial" w:cs="Arial"/>
           <w:sz w:val="24"/>
           <w:szCs w:val="24"/>
         </w:rPr>
@@ -995,7 +995,7 @@
       </w:r>
       <w:r>
         <w:rPr>
-          <w:rFonts w:ascii="Garamond" w:hAnsi="Garamond"/>
+          <w:rFonts w:ascii="Arial" w:hAnsi="Arial" w:cs="Arial"/>
           <w:sz w:val="24"/>
           <w:szCs w:val="24"/>
         </w:rPr>
@@ -1008,14 +1008,14 @@
         <w:contextualSpacing/>
         <w:jc w:val="both"/>
         <w:rPr>
-          <w:rFonts w:ascii="Garamond" w:hAnsi="Garamond"/>
-          <w:sz w:val="24"/>
-          <w:szCs w:val="24"/>
-        </w:rPr>
-      </w:pPr>
-      <w:r>
-        <w:rPr>
-          <w:rFonts w:ascii="Garamond" w:hAnsi="Garamond"/>
+          <w:rFonts w:ascii="Arial" w:hAnsi="Arial" w:cs="Arial"/>
+          <w:sz w:val="24"/>
+          <w:szCs w:val="24"/>
+        </w:rPr>
+      </w:pPr>
+      <w:r>
+        <w:rPr>
+          <w:rFonts w:ascii="Arial" w:hAnsi="Arial" w:cs="Arial"/>
           <w:sz w:val="24"/>
           <w:szCs w:val="24"/>
         </w:rPr>
@@ -1030,14 +1030,14 @@
         <w:contextualSpacing/>
         <w:jc w:val="both"/>
         <w:rPr>
-          <w:rFonts w:ascii="Garamond" w:hAnsi="Garamond"/>
-          <w:sz w:val="24"/>
-          <w:szCs w:val="24"/>
-        </w:rPr>
-      </w:pPr>
-      <w:r>
-        <w:rPr>
-          <w:rFonts w:ascii="Times New Roman" w:eastAsia="Consolas" w:hAnsi="Times New Roman" w:cs="Times New Roman"/>
+          <w:rFonts w:ascii="Arial" w:hAnsi="Arial" w:cs="Arial"/>
+          <w:sz w:val="24"/>
+          <w:szCs w:val="24"/>
+        </w:rPr>
+      </w:pPr>
+      <w:r>
+        <w:rPr>
+          <w:rFonts w:ascii="Arial" w:eastAsia="Consolas" w:hAnsi="Arial" w:cs="Arial"/>
           <w:color w:val="1A2E3F"/>
           <w:sz w:val="24"/>
           <w:szCs w:val="24"/>
@@ -1053,24 +1053,25 @@
         <w:contextualSpacing/>
         <w:jc w:val="both"/>
         <w:rPr>
-          <w:rFonts w:ascii="Garamond" w:hAnsi="Garamond"/>
-          <w:sz w:val="24"/>
-          <w:szCs w:val="24"/>
-        </w:rPr>
-      </w:pPr>
-      <w:r>
-        <w:rPr>
-          <w:rFonts w:ascii="Garamond" w:eastAsia="Consolas" w:hAnsi="Garamond" w:cs="Consolas"/>
+          <w:rFonts w:ascii="Arial" w:hAnsi="Arial" w:cs="Arial"/>
+          <w:sz w:val="24"/>
+          <w:szCs w:val="24"/>
+        </w:rPr>
+      </w:pPr>
+      <w:r>
+        <w:rPr>
+          <w:rFonts w:ascii="Arial" w:eastAsia="Consolas" w:hAnsi="Arial" w:cs="Arial"/>
           <w:color w:val="1A2E3F"/>
           <w:sz w:val="24"/>
           <w:szCs w:val="24"/>
         </w:rPr>
+        <w:lastRenderedPageBreak/>
         <w:t>source("R/00_</w:t>
       </w:r>
       <w:proofErr w:type="gramStart"/>
       <w:r>
         <w:rPr>
-          <w:rFonts w:ascii="Garamond" w:eastAsia="Consolas" w:hAnsi="Garamond" w:cs="Consolas"/>
+          <w:rFonts w:ascii="Arial" w:eastAsia="Consolas" w:hAnsi="Arial" w:cs="Arial"/>
           <w:color w:val="1A2E3F"/>
           <w:sz w:val="24"/>
           <w:szCs w:val="24"/>
@@ -1080,7 +1081,7 @@
       <w:proofErr w:type="gramEnd"/>
       <w:r>
         <w:rPr>
-          <w:rFonts w:ascii="Garamond" w:eastAsia="Consolas" w:hAnsi="Garamond" w:cs="Consolas"/>
+          <w:rFonts w:ascii="Arial" w:eastAsia="Consolas" w:hAnsi="Arial" w:cs="Arial"/>
           <w:color w:val="1A2E3F"/>
           <w:sz w:val="24"/>
           <w:szCs w:val="24"/>
@@ -1096,14 +1097,14 @@
         <w:contextualSpacing/>
         <w:jc w:val="both"/>
         <w:rPr>
-          <w:rFonts w:ascii="Garamond" w:hAnsi="Garamond"/>
-          <w:sz w:val="24"/>
-          <w:szCs w:val="24"/>
-        </w:rPr>
-      </w:pPr>
-      <w:r>
-        <w:rPr>
-          <w:rFonts w:ascii="Times New Roman" w:eastAsia="Consolas" w:hAnsi="Times New Roman" w:cs="Times New Roman"/>
+          <w:rFonts w:ascii="Arial" w:hAnsi="Arial" w:cs="Arial"/>
+          <w:sz w:val="24"/>
+          <w:szCs w:val="24"/>
+        </w:rPr>
+      </w:pPr>
+      <w:r>
+        <w:rPr>
+          <w:rFonts w:ascii="Arial" w:eastAsia="Consolas" w:hAnsi="Arial" w:cs="Arial"/>
           <w:color w:val="1A2E3F"/>
           <w:sz w:val="24"/>
           <w:szCs w:val="24"/>
@@ -1117,14 +1118,14 @@
         <w:contextualSpacing/>
         <w:jc w:val="both"/>
         <w:rPr>
-          <w:rFonts w:ascii="Garamond" w:hAnsi="Garamond"/>
-          <w:sz w:val="24"/>
-          <w:szCs w:val="24"/>
-        </w:rPr>
-      </w:pPr>
-      <w:r>
-        <w:rPr>
-          <w:rFonts w:ascii="Garamond" w:hAnsi="Garamond"/>
+          <w:rFonts w:ascii="Arial" w:hAnsi="Arial" w:cs="Arial"/>
+          <w:sz w:val="24"/>
+          <w:szCs w:val="24"/>
+        </w:rPr>
+      </w:pPr>
+      <w:r>
+        <w:rPr>
+          <w:rFonts w:ascii="Arial" w:hAnsi="Arial" w:cs="Arial"/>
           <w:sz w:val="24"/>
           <w:szCs w:val="24"/>
         </w:rPr>
@@ -1138,12 +1139,12 @@
         <w:contextualSpacing/>
         <w:jc w:val="both"/>
         <w:rPr>
-          <w:rFonts w:ascii="Garamond" w:hAnsi="Garamond"/>
-        </w:rPr>
-      </w:pPr>
-      <w:r>
-        <w:rPr>
-          <w:rFonts w:ascii="Garamond" w:hAnsi="Garamond"/>
+          <w:rFonts w:ascii="Arial" w:hAnsi="Arial" w:cs="Arial"/>
+        </w:rPr>
+      </w:pPr>
+      <w:r>
+        <w:rPr>
+          <w:rFonts w:ascii="Arial" w:hAnsi="Arial" w:cs="Arial"/>
         </w:rPr>
         <w:t>If a package fails</w:t>
       </w:r>
@@ -1159,14 +1160,14 @@
         <w:contextualSpacing/>
         <w:jc w:val="both"/>
         <w:rPr>
-          <w:rFonts w:ascii="Garamond" w:hAnsi="Garamond"/>
-          <w:sz w:val="24"/>
-          <w:szCs w:val="24"/>
-        </w:rPr>
-      </w:pPr>
-      <w:r>
-        <w:rPr>
-          <w:rFonts w:ascii="Garamond" w:hAnsi="Garamond"/>
+          <w:rFonts w:ascii="Arial" w:hAnsi="Arial" w:cs="Arial"/>
+          <w:sz w:val="24"/>
+          <w:szCs w:val="24"/>
+        </w:rPr>
+      </w:pPr>
+      <w:r>
+        <w:rPr>
+          <w:rFonts w:ascii="Arial" w:hAnsi="Arial" w:cs="Arial"/>
           <w:b/>
           <w:bCs/>
           <w:sz w:val="24"/>
@@ -1176,7 +1177,7 @@
       </w:r>
       <w:r>
         <w:rPr>
-          <w:rFonts w:ascii="Garamond" w:hAnsi="Garamond"/>
+          <w:rFonts w:ascii="Arial" w:hAnsi="Arial" w:cs="Arial"/>
           <w:sz w:val="24"/>
           <w:szCs w:val="24"/>
         </w:rPr>
@@ -1185,7 +1186,7 @@
       <w:proofErr w:type="spellStart"/>
       <w:r>
         <w:rPr>
-          <w:rFonts w:ascii="Garamond" w:hAnsi="Garamond"/>
+          <w:rFonts w:ascii="Arial" w:hAnsi="Arial" w:cs="Arial"/>
           <w:sz w:val="24"/>
           <w:szCs w:val="24"/>
         </w:rPr>
@@ -1194,7 +1195,7 @@
       <w:proofErr w:type="spellEnd"/>
       <w:r>
         <w:rPr>
-          <w:rFonts w:ascii="Garamond" w:hAnsi="Garamond"/>
+          <w:rFonts w:ascii="Arial" w:hAnsi="Arial" w:cs="Arial"/>
           <w:sz w:val="24"/>
           <w:szCs w:val="24"/>
         </w:rPr>
@@ -1202,7 +1203,7 @@
       </w:r>
       <w:r>
         <w:rPr>
-          <w:rFonts w:ascii="Garamond" w:eastAsia="Consolas" w:hAnsi="Garamond" w:cs="Consolas"/>
+          <w:rFonts w:ascii="Arial" w:eastAsia="Consolas" w:hAnsi="Arial" w:cs="Arial"/>
           <w:color w:val="1A2E3F"/>
           <w:sz w:val="24"/>
           <w:szCs w:val="24"/>
@@ -1211,7 +1212,7 @@
       </w:r>
       <w:r>
         <w:rPr>
-          <w:rFonts w:ascii="Garamond" w:hAnsi="Garamond"/>
+          <w:rFonts w:ascii="Arial" w:hAnsi="Arial" w:cs="Arial"/>
           <w:sz w:val="24"/>
           <w:szCs w:val="24"/>
         </w:rPr>
@@ -1229,25 +1230,24 @@
         <w:contextualSpacing/>
         <w:jc w:val="both"/>
         <w:rPr>
-          <w:rFonts w:ascii="Garamond" w:hAnsi="Garamond"/>
-          <w:sz w:val="24"/>
-          <w:szCs w:val="24"/>
-        </w:rPr>
-      </w:pPr>
-      <w:r>
-        <w:rPr>
-          <w:rFonts w:ascii="Garamond" w:hAnsi="Garamond"/>
+          <w:rFonts w:ascii="Arial" w:hAnsi="Arial" w:cs="Arial"/>
+          <w:sz w:val="24"/>
+          <w:szCs w:val="24"/>
+        </w:rPr>
+      </w:pPr>
+      <w:r>
+        <w:rPr>
+          <w:rFonts w:ascii="Arial" w:hAnsi="Arial" w:cs="Arial"/>
           <w:b/>
           <w:bCs/>
           <w:sz w:val="24"/>
           <w:szCs w:val="24"/>
         </w:rPr>
-        <w:lastRenderedPageBreak/>
         <w:t xml:space="preserve">macOS: </w:t>
       </w:r>
       <w:r>
         <w:rPr>
-          <w:rFonts w:ascii="Garamond" w:hAnsi="Garamond"/>
+          <w:rFonts w:ascii="Arial" w:hAnsi="Arial" w:cs="Arial"/>
           <w:sz w:val="24"/>
           <w:szCs w:val="24"/>
         </w:rPr>
@@ -1255,7 +1255,7 @@
       </w:r>
       <w:r>
         <w:rPr>
-          <w:rFonts w:ascii="Garamond" w:eastAsia="Consolas" w:hAnsi="Garamond" w:cs="Consolas"/>
+          <w:rFonts w:ascii="Arial" w:eastAsia="Consolas" w:hAnsi="Arial" w:cs="Arial"/>
           <w:color w:val="1A2E3F"/>
           <w:sz w:val="24"/>
           <w:szCs w:val="24"/>
@@ -1264,7 +1264,7 @@
       </w:r>
       <w:r>
         <w:rPr>
-          <w:rFonts w:ascii="Garamond" w:hAnsi="Garamond"/>
+          <w:rFonts w:ascii="Arial" w:hAnsi="Arial" w:cs="Arial"/>
           <w:sz w:val="24"/>
           <w:szCs w:val="24"/>
         </w:rPr>
@@ -1282,14 +1282,14 @@
         <w:contextualSpacing/>
         <w:jc w:val="both"/>
         <w:rPr>
-          <w:rFonts w:ascii="Garamond" w:hAnsi="Garamond"/>
-          <w:sz w:val="24"/>
-          <w:szCs w:val="24"/>
-        </w:rPr>
-      </w:pPr>
-      <w:r>
-        <w:rPr>
-          <w:rFonts w:ascii="Garamond" w:hAnsi="Garamond"/>
+          <w:rFonts w:ascii="Arial" w:hAnsi="Arial" w:cs="Arial"/>
+          <w:sz w:val="24"/>
+          <w:szCs w:val="24"/>
+        </w:rPr>
+      </w:pPr>
+      <w:r>
+        <w:rPr>
+          <w:rFonts w:ascii="Arial" w:hAnsi="Arial" w:cs="Arial"/>
           <w:b/>
           <w:bCs/>
           <w:sz w:val="24"/>
@@ -1299,7 +1299,7 @@
       </w:r>
       <w:r>
         <w:rPr>
-          <w:rFonts w:ascii="Garamond" w:hAnsi="Garamond"/>
+          <w:rFonts w:ascii="Arial" w:hAnsi="Arial" w:cs="Arial"/>
           <w:sz w:val="24"/>
           <w:szCs w:val="24"/>
         </w:rPr>
@@ -1309,7 +1309,7 @@
       <w:proofErr w:type="gramStart"/>
       <w:r>
         <w:rPr>
-          <w:rFonts w:ascii="Garamond" w:eastAsia="Consolas" w:hAnsi="Garamond" w:cs="Consolas"/>
+          <w:rFonts w:ascii="Arial" w:eastAsia="Consolas" w:hAnsi="Arial" w:cs="Arial"/>
           <w:color w:val="1A2E3F"/>
           <w:sz w:val="24"/>
           <w:szCs w:val="24"/>
@@ -1320,7 +1320,7 @@
       <w:proofErr w:type="gramEnd"/>
       <w:r>
         <w:rPr>
-          <w:rFonts w:ascii="Garamond" w:eastAsia="Consolas" w:hAnsi="Garamond" w:cs="Consolas"/>
+          <w:rFonts w:ascii="Arial" w:eastAsia="Consolas" w:hAnsi="Arial" w:cs="Arial"/>
           <w:color w:val="1A2E3F"/>
           <w:sz w:val="24"/>
           <w:szCs w:val="24"/>
@@ -1330,7 +1330,7 @@
       <w:proofErr w:type="spellStart"/>
       <w:r>
         <w:rPr>
-          <w:rFonts w:ascii="Garamond" w:eastAsia="Consolas" w:hAnsi="Garamond" w:cs="Consolas"/>
+          <w:rFonts w:ascii="Arial" w:eastAsia="Consolas" w:hAnsi="Arial" w:cs="Arial"/>
           <w:color w:val="1A2E3F"/>
           <w:sz w:val="24"/>
           <w:szCs w:val="24"/>
@@ -1340,7 +1340,7 @@
       <w:proofErr w:type="spellEnd"/>
       <w:r>
         <w:rPr>
-          <w:rFonts w:ascii="Garamond" w:eastAsia="Consolas" w:hAnsi="Garamond" w:cs="Consolas"/>
+          <w:rFonts w:ascii="Arial" w:eastAsia="Consolas" w:hAnsi="Arial" w:cs="Arial"/>
           <w:color w:val="1A2E3F"/>
           <w:sz w:val="24"/>
           <w:szCs w:val="24"/>
@@ -1349,7 +1349,7 @@
       </w:r>
       <w:r>
         <w:rPr>
-          <w:rFonts w:ascii="Garamond" w:hAnsi="Garamond"/>
+          <w:rFonts w:ascii="Arial" w:hAnsi="Arial" w:cs="Arial"/>
           <w:sz w:val="24"/>
           <w:szCs w:val="24"/>
         </w:rPr>
@@ -1367,14 +1367,14 @@
         <w:contextualSpacing/>
         <w:jc w:val="both"/>
         <w:rPr>
-          <w:rFonts w:ascii="Garamond" w:hAnsi="Garamond"/>
-          <w:sz w:val="24"/>
-          <w:szCs w:val="24"/>
-        </w:rPr>
-      </w:pPr>
-      <w:r>
-        <w:rPr>
-          <w:rFonts w:ascii="Garamond" w:hAnsi="Garamond"/>
+          <w:rFonts w:ascii="Arial" w:hAnsi="Arial" w:cs="Arial"/>
+          <w:sz w:val="24"/>
+          <w:szCs w:val="24"/>
+        </w:rPr>
+      </w:pPr>
+      <w:r>
+        <w:rPr>
+          <w:rFonts w:ascii="Arial" w:hAnsi="Arial" w:cs="Arial"/>
           <w:b/>
           <w:bCs/>
           <w:sz w:val="24"/>
@@ -1390,14 +1390,14 @@
         <w:contextualSpacing/>
         <w:jc w:val="both"/>
         <w:rPr>
-          <w:rFonts w:ascii="Garamond" w:hAnsi="Garamond"/>
-          <w:sz w:val="24"/>
-          <w:szCs w:val="24"/>
-        </w:rPr>
-      </w:pPr>
-      <w:r>
-        <w:rPr>
-          <w:rFonts w:ascii="Garamond" w:hAnsi="Garamond"/>
+          <w:rFonts w:ascii="Arial" w:hAnsi="Arial" w:cs="Arial"/>
+          <w:sz w:val="24"/>
+          <w:szCs w:val="24"/>
+        </w:rPr>
+      </w:pPr>
+      <w:r>
+        <w:rPr>
+          <w:rFonts w:ascii="Arial" w:hAnsi="Arial" w:cs="Arial"/>
           <w:sz w:val="24"/>
           <w:szCs w:val="24"/>
         </w:rPr>
@@ -1410,14 +1410,14 @@
         <w:contextualSpacing/>
         <w:jc w:val="both"/>
         <w:rPr>
-          <w:rFonts w:ascii="Garamond" w:hAnsi="Garamond"/>
-          <w:sz w:val="24"/>
-          <w:szCs w:val="24"/>
-        </w:rPr>
-      </w:pPr>
-      <w:r>
-        <w:rPr>
-          <w:rFonts w:ascii="Garamond" w:hAnsi="Garamond"/>
+          <w:rFonts w:ascii="Arial" w:hAnsi="Arial" w:cs="Arial"/>
+          <w:sz w:val="24"/>
+          <w:szCs w:val="24"/>
+        </w:rPr>
+      </w:pPr>
+      <w:r>
+        <w:rPr>
+          <w:rFonts w:ascii="Arial" w:hAnsi="Arial" w:cs="Arial"/>
           <w:b/>
           <w:bCs/>
           <w:sz w:val="24"/>
@@ -1427,7 +1427,7 @@
       </w:r>
       <w:r>
         <w:rPr>
-          <w:rFonts w:ascii="Garamond" w:hAnsi="Garamond"/>
+          <w:rFonts w:ascii="Arial" w:hAnsi="Arial" w:cs="Arial"/>
           <w:b/>
           <w:bCs/>
           <w:sz w:val="24"/>
@@ -1437,7 +1437,7 @@
       </w:r>
       <w:r>
         <w:rPr>
-          <w:rFonts w:ascii="Garamond" w:hAnsi="Garamond"/>
+          <w:rFonts w:ascii="Arial" w:hAnsi="Arial" w:cs="Arial"/>
           <w:b/>
           <w:bCs/>
           <w:sz w:val="24"/>
@@ -1447,7 +1447,7 @@
       </w:r>
       <w:r>
         <w:rPr>
-          <w:rFonts w:ascii="Garamond" w:hAnsi="Garamond"/>
+          <w:rFonts w:ascii="Arial" w:hAnsi="Arial" w:cs="Arial"/>
           <w:sz w:val="24"/>
           <w:szCs w:val="24"/>
         </w:rPr>
@@ -1455,7 +1455,7 @@
       </w:r>
       <w:r>
         <w:rPr>
-          <w:rFonts w:ascii="Garamond" w:hAnsi="Garamond"/>
+          <w:rFonts w:ascii="Arial" w:hAnsi="Arial" w:cs="Arial"/>
           <w:b/>
           <w:bCs/>
           <w:sz w:val="24"/>
@@ -1465,7 +1465,7 @@
       </w:r>
       <w:r>
         <w:rPr>
-          <w:rFonts w:ascii="Garamond" w:hAnsi="Garamond"/>
+          <w:rFonts w:ascii="Arial" w:hAnsi="Arial" w:cs="Arial"/>
           <w:sz w:val="24"/>
           <w:szCs w:val="24"/>
         </w:rPr>
@@ -1473,7 +1473,7 @@
       </w:r>
       <w:r>
         <w:rPr>
-          <w:rFonts w:ascii="Garamond" w:hAnsi="Garamond"/>
+          <w:rFonts w:ascii="Arial" w:hAnsi="Arial" w:cs="Arial"/>
           <w:sz w:val="24"/>
           <w:szCs w:val="24"/>
         </w:rPr>
@@ -1486,14 +1486,14 @@
         <w:contextualSpacing/>
         <w:jc w:val="both"/>
         <w:rPr>
-          <w:rFonts w:ascii="Garamond" w:hAnsi="Garamond"/>
-          <w:sz w:val="24"/>
-          <w:szCs w:val="24"/>
-        </w:rPr>
-      </w:pPr>
-      <w:r>
-        <w:rPr>
-          <w:rFonts w:ascii="Garamond" w:hAnsi="Garamond"/>
+          <w:rFonts w:ascii="Arial" w:hAnsi="Arial" w:cs="Arial"/>
+          <w:sz w:val="24"/>
+          <w:szCs w:val="24"/>
+        </w:rPr>
+      </w:pPr>
+      <w:r>
+        <w:rPr>
+          <w:rFonts w:ascii="Arial" w:hAnsi="Arial" w:cs="Arial"/>
           <w:sz w:val="24"/>
           <w:szCs w:val="24"/>
         </w:rPr>
@@ -1501,7 +1501,7 @@
       </w:r>
       <w:r>
         <w:rPr>
-          <w:rFonts w:ascii="Garamond" w:hAnsi="Garamond"/>
+          <w:rFonts w:ascii="Arial" w:hAnsi="Arial" w:cs="Arial"/>
           <w:b/>
           <w:bCs/>
           <w:sz w:val="24"/>
@@ -1511,7 +1511,7 @@
       </w:r>
       <w:r>
         <w:rPr>
-          <w:rFonts w:ascii="Garamond" w:hAnsi="Garamond"/>
+          <w:rFonts w:ascii="Arial" w:hAnsi="Arial" w:cs="Arial"/>
           <w:sz w:val="24"/>
           <w:szCs w:val="24"/>
         </w:rPr>
@@ -1529,14 +1529,14 @@
         <w:contextualSpacing/>
         <w:jc w:val="both"/>
         <w:rPr>
-          <w:rFonts w:ascii="Garamond" w:hAnsi="Garamond"/>
-          <w:sz w:val="24"/>
-          <w:szCs w:val="24"/>
-        </w:rPr>
-      </w:pPr>
-      <w:r>
-        <w:rPr>
-          <w:rFonts w:ascii="Garamond" w:hAnsi="Garamond"/>
+          <w:rFonts w:ascii="Arial" w:hAnsi="Arial" w:cs="Arial"/>
+          <w:sz w:val="24"/>
+          <w:szCs w:val="24"/>
+        </w:rPr>
+      </w:pPr>
+      <w:r>
+        <w:rPr>
+          <w:rFonts w:ascii="Arial" w:hAnsi="Arial" w:cs="Arial"/>
           <w:sz w:val="24"/>
           <w:szCs w:val="24"/>
         </w:rPr>
@@ -1545,7 +1545,7 @@
       <w:proofErr w:type="spellStart"/>
       <w:r>
         <w:rPr>
-          <w:rFonts w:ascii="Garamond" w:hAnsi="Garamond"/>
+          <w:rFonts w:ascii="Arial" w:hAnsi="Arial" w:cs="Arial"/>
           <w:sz w:val="24"/>
           <w:szCs w:val="24"/>
         </w:rPr>
@@ -1554,7 +1554,7 @@
       <w:proofErr w:type="spellEnd"/>
       <w:r>
         <w:rPr>
-          <w:rFonts w:ascii="Garamond" w:hAnsi="Garamond"/>
+          <w:rFonts w:ascii="Arial" w:hAnsi="Arial" w:cs="Arial"/>
           <w:sz w:val="24"/>
           <w:szCs w:val="24"/>
         </w:rPr>
@@ -1562,7 +1562,7 @@
       </w:r>
       <w:r>
         <w:rPr>
-          <w:rFonts w:ascii="Garamond" w:eastAsia="Consolas" w:hAnsi="Garamond" w:cs="Consolas"/>
+          <w:rFonts w:ascii="Arial" w:eastAsia="Consolas" w:hAnsi="Arial" w:cs="Arial"/>
           <w:color w:val="1A2E3F"/>
           <w:sz w:val="24"/>
           <w:szCs w:val="24"/>
@@ -1581,14 +1581,14 @@
         <w:contextualSpacing/>
         <w:jc w:val="both"/>
         <w:rPr>
-          <w:rFonts w:ascii="Garamond" w:hAnsi="Garamond"/>
-          <w:sz w:val="24"/>
-          <w:szCs w:val="24"/>
-        </w:rPr>
-      </w:pPr>
-      <w:r>
-        <w:rPr>
-          <w:rFonts w:ascii="Garamond" w:hAnsi="Garamond"/>
+          <w:rFonts w:ascii="Arial" w:hAnsi="Arial" w:cs="Arial"/>
+          <w:sz w:val="24"/>
+          <w:szCs w:val="24"/>
+        </w:rPr>
+      </w:pPr>
+      <w:r>
+        <w:rPr>
+          <w:rFonts w:ascii="Arial" w:hAnsi="Arial" w:cs="Arial"/>
           <w:sz w:val="24"/>
           <w:szCs w:val="24"/>
         </w:rPr>
@@ -1603,14 +1603,14 @@
         <w:contextualSpacing/>
         <w:jc w:val="both"/>
         <w:rPr>
-          <w:rFonts w:ascii="Garamond" w:hAnsi="Garamond"/>
-          <w:sz w:val="24"/>
-          <w:szCs w:val="24"/>
-        </w:rPr>
-      </w:pPr>
-      <w:r>
-        <w:rPr>
-          <w:rFonts w:ascii="Times New Roman" w:eastAsia="Consolas" w:hAnsi="Times New Roman" w:cs="Times New Roman"/>
+          <w:rFonts w:ascii="Arial" w:hAnsi="Arial" w:cs="Arial"/>
+          <w:sz w:val="24"/>
+          <w:szCs w:val="24"/>
+        </w:rPr>
+      </w:pPr>
+      <w:r>
+        <w:rPr>
+          <w:rFonts w:ascii="Arial" w:eastAsia="Consolas" w:hAnsi="Arial" w:cs="Arial"/>
           <w:color w:val="1A2E3F"/>
           <w:sz w:val="24"/>
           <w:szCs w:val="24"/>
@@ -1626,7 +1626,7 @@
         <w:contextualSpacing/>
         <w:jc w:val="both"/>
         <w:rPr>
-          <w:rFonts w:ascii="Garamond" w:hAnsi="Garamond"/>
+          <w:rFonts w:ascii="Arial" w:hAnsi="Arial" w:cs="Arial"/>
           <w:sz w:val="24"/>
           <w:szCs w:val="24"/>
         </w:rPr>
@@ -1634,7 +1634,7 @@
       <w:proofErr w:type="spellStart"/>
       <w:r>
         <w:rPr>
-          <w:rFonts w:ascii="Garamond" w:eastAsia="Consolas" w:hAnsi="Garamond" w:cs="Consolas"/>
+          <w:rFonts w:ascii="Arial" w:eastAsia="Consolas" w:hAnsi="Arial" w:cs="Arial"/>
           <w:color w:val="1A2E3F"/>
           <w:sz w:val="24"/>
           <w:szCs w:val="24"/>
@@ -1644,7 +1644,7 @@
       <w:proofErr w:type="spellEnd"/>
       <w:r>
         <w:rPr>
-          <w:rFonts w:ascii="Garamond" w:eastAsia="Consolas" w:hAnsi="Garamond" w:cs="Consolas"/>
+          <w:rFonts w:ascii="Arial" w:eastAsia="Consolas" w:hAnsi="Arial" w:cs="Arial"/>
           <w:color w:val="1A2E3F"/>
           <w:sz w:val="24"/>
           <w:szCs w:val="24"/>
@@ -1660,14 +1660,14 @@
         <w:contextualSpacing/>
         <w:jc w:val="both"/>
         <w:rPr>
-          <w:rFonts w:ascii="Garamond" w:hAnsi="Garamond"/>
-          <w:sz w:val="24"/>
-          <w:szCs w:val="24"/>
-        </w:rPr>
-      </w:pPr>
-      <w:r>
-        <w:rPr>
-          <w:rFonts w:ascii="Times New Roman" w:eastAsia="Consolas" w:hAnsi="Times New Roman" w:cs="Times New Roman"/>
+          <w:rFonts w:ascii="Arial" w:hAnsi="Arial" w:cs="Arial"/>
+          <w:sz w:val="24"/>
+          <w:szCs w:val="24"/>
+        </w:rPr>
+      </w:pPr>
+      <w:r>
+        <w:rPr>
+          <w:rFonts w:ascii="Arial" w:eastAsia="Consolas" w:hAnsi="Arial" w:cs="Arial"/>
           <w:color w:val="1A2E3F"/>
           <w:sz w:val="24"/>
           <w:szCs w:val="24"/>
@@ -1686,14 +1686,14 @@
         <w:contextualSpacing/>
         <w:jc w:val="both"/>
         <w:rPr>
-          <w:rFonts w:ascii="Garamond" w:hAnsi="Garamond"/>
-          <w:sz w:val="24"/>
-          <w:szCs w:val="24"/>
-        </w:rPr>
-      </w:pPr>
-      <w:r>
-        <w:rPr>
-          <w:rFonts w:ascii="Garamond" w:hAnsi="Garamond"/>
+          <w:rFonts w:ascii="Arial" w:hAnsi="Arial" w:cs="Arial"/>
+          <w:sz w:val="24"/>
+          <w:szCs w:val="24"/>
+        </w:rPr>
+      </w:pPr>
+      <w:r>
+        <w:rPr>
+          <w:rFonts w:ascii="Arial" w:hAnsi="Arial" w:cs="Arial"/>
           <w:sz w:val="24"/>
           <w:szCs w:val="24"/>
         </w:rPr>
@@ -1711,14 +1711,14 @@
         <w:contextualSpacing/>
         <w:jc w:val="both"/>
         <w:rPr>
-          <w:rFonts w:ascii="Garamond" w:hAnsi="Garamond"/>
-          <w:sz w:val="24"/>
-          <w:szCs w:val="24"/>
-        </w:rPr>
-      </w:pPr>
-      <w:r>
-        <w:rPr>
-          <w:rFonts w:ascii="Garamond" w:hAnsi="Garamond"/>
+          <w:rFonts w:ascii="Arial" w:hAnsi="Arial" w:cs="Arial"/>
+          <w:sz w:val="24"/>
+          <w:szCs w:val="24"/>
+        </w:rPr>
+      </w:pPr>
+      <w:r>
+        <w:rPr>
+          <w:rFonts w:ascii="Arial" w:hAnsi="Arial" w:cs="Arial"/>
           <w:sz w:val="24"/>
           <w:szCs w:val="24"/>
         </w:rPr>
@@ -1733,14 +1733,14 @@
         <w:contextualSpacing/>
         <w:jc w:val="both"/>
         <w:rPr>
-          <w:rFonts w:ascii="Garamond" w:hAnsi="Garamond"/>
-          <w:sz w:val="24"/>
-          <w:szCs w:val="24"/>
-        </w:rPr>
-      </w:pPr>
-      <w:r>
-        <w:rPr>
-          <w:rFonts w:ascii="Times New Roman" w:eastAsia="Consolas" w:hAnsi="Times New Roman" w:cs="Times New Roman"/>
+          <w:rFonts w:ascii="Arial" w:hAnsi="Arial" w:cs="Arial"/>
+          <w:sz w:val="24"/>
+          <w:szCs w:val="24"/>
+        </w:rPr>
+      </w:pPr>
+      <w:r>
+        <w:rPr>
+          <w:rFonts w:ascii="Arial" w:eastAsia="Consolas" w:hAnsi="Arial" w:cs="Arial"/>
           <w:color w:val="1A2E3F"/>
           <w:sz w:val="24"/>
           <w:szCs w:val="24"/>
@@ -1756,7 +1756,7 @@
         <w:contextualSpacing/>
         <w:jc w:val="both"/>
         <w:rPr>
-          <w:rFonts w:ascii="Garamond" w:hAnsi="Garamond"/>
+          <w:rFonts w:ascii="Arial" w:hAnsi="Arial" w:cs="Arial"/>
           <w:sz w:val="24"/>
           <w:szCs w:val="24"/>
         </w:rPr>
@@ -1765,7 +1765,7 @@
       <w:proofErr w:type="gramStart"/>
       <w:r>
         <w:rPr>
-          <w:rFonts w:ascii="Garamond" w:eastAsia="Consolas" w:hAnsi="Garamond" w:cs="Consolas"/>
+          <w:rFonts w:ascii="Arial" w:eastAsia="Consolas" w:hAnsi="Arial" w:cs="Arial"/>
           <w:color w:val="1A2E3F"/>
           <w:sz w:val="24"/>
           <w:szCs w:val="24"/>
@@ -1775,7 +1775,7 @@
       <w:proofErr w:type="spellEnd"/>
       <w:r>
         <w:rPr>
-          <w:rFonts w:ascii="Garamond" w:eastAsia="Consolas" w:hAnsi="Garamond" w:cs="Consolas"/>
+          <w:rFonts w:ascii="Arial" w:eastAsia="Consolas" w:hAnsi="Arial" w:cs="Arial"/>
           <w:color w:val="1A2E3F"/>
           <w:sz w:val="24"/>
           <w:szCs w:val="24"/>
@@ -1786,7 +1786,7 @@
       <w:proofErr w:type="gramEnd"/>
       <w:r>
         <w:rPr>
-          <w:rFonts w:ascii="Garamond" w:eastAsia="Consolas" w:hAnsi="Garamond" w:cs="Consolas"/>
+          <w:rFonts w:ascii="Arial" w:eastAsia="Consolas" w:hAnsi="Arial" w:cs="Arial"/>
           <w:color w:val="1A2E3F"/>
           <w:sz w:val="24"/>
           <w:szCs w:val="24"/>
@@ -1796,7 +1796,7 @@
       <w:proofErr w:type="spellEnd"/>
       <w:r>
         <w:rPr>
-          <w:rFonts w:ascii="Garamond" w:eastAsia="Consolas" w:hAnsi="Garamond" w:cs="Consolas"/>
+          <w:rFonts w:ascii="Arial" w:eastAsia="Consolas" w:hAnsi="Arial" w:cs="Arial"/>
           <w:color w:val="1A2E3F"/>
           <w:sz w:val="24"/>
           <w:szCs w:val="24"/>
@@ -1812,14 +1812,14 @@
         <w:contextualSpacing/>
         <w:jc w:val="both"/>
         <w:rPr>
-          <w:rFonts w:ascii="Garamond" w:hAnsi="Garamond"/>
-          <w:sz w:val="24"/>
-          <w:szCs w:val="24"/>
-        </w:rPr>
-      </w:pPr>
-      <w:r>
-        <w:rPr>
-          <w:rFonts w:ascii="Times New Roman" w:eastAsia="Consolas" w:hAnsi="Times New Roman" w:cs="Times New Roman"/>
+          <w:rFonts w:ascii="Arial" w:hAnsi="Arial" w:cs="Arial"/>
+          <w:sz w:val="24"/>
+          <w:szCs w:val="24"/>
+        </w:rPr>
+      </w:pPr>
+      <w:r>
+        <w:rPr>
+          <w:rFonts w:ascii="Arial" w:eastAsia="Consolas" w:hAnsi="Arial" w:cs="Arial"/>
           <w:color w:val="1A2E3F"/>
           <w:sz w:val="24"/>
           <w:szCs w:val="24"/>
@@ -1832,14 +1832,14 @@
         <w:spacing w:before="240" w:after="120" w:line="240" w:lineRule="auto"/>
         <w:jc w:val="both"/>
         <w:rPr>
-          <w:rFonts w:ascii="Garamond" w:hAnsi="Garamond"/>
-          <w:sz w:val="24"/>
-          <w:szCs w:val="24"/>
-        </w:rPr>
-      </w:pPr>
-      <w:r>
-        <w:rPr>
-          <w:rFonts w:ascii="Garamond" w:hAnsi="Garamond"/>
+          <w:rFonts w:ascii="Arial" w:hAnsi="Arial" w:cs="Arial"/>
+          <w:sz w:val="24"/>
+          <w:szCs w:val="24"/>
+        </w:rPr>
+      </w:pPr>
+      <w:r>
+        <w:rPr>
+          <w:rFonts w:ascii="Arial" w:hAnsi="Arial" w:cs="Arial"/>
           <w:b/>
           <w:bCs/>
           <w:sz w:val="24"/>
@@ -1849,7 +1849,7 @@
       </w:r>
       <w:r>
         <w:rPr>
-          <w:rFonts w:ascii="Garamond" w:hAnsi="Garamond"/>
+          <w:rFonts w:ascii="Arial" w:hAnsi="Arial" w:cs="Arial"/>
           <w:sz w:val="24"/>
           <w:szCs w:val="24"/>
         </w:rPr>
@@ -1857,7 +1857,7 @@
       </w:r>
       <w:r>
         <w:rPr>
-          <w:rFonts w:ascii="Garamond" w:hAnsi="Garamond"/>
+          <w:rFonts w:ascii="Arial" w:hAnsi="Arial" w:cs="Arial"/>
           <w:sz w:val="24"/>
           <w:szCs w:val="24"/>
         </w:rPr>
@@ -1865,7 +1865,7 @@
       </w:r>
       <w:r>
         <w:rPr>
-          <w:rFonts w:ascii="Garamond" w:hAnsi="Garamond"/>
+          <w:rFonts w:ascii="Arial" w:hAnsi="Arial" w:cs="Arial"/>
           <w:sz w:val="24"/>
           <w:szCs w:val="24"/>
         </w:rPr>
@@ -1873,7 +1873,7 @@
       </w:r>
       <w:r>
         <w:rPr>
-          <w:rFonts w:ascii="Garamond" w:hAnsi="Garamond"/>
+          <w:rFonts w:ascii="Arial" w:hAnsi="Arial" w:cs="Arial"/>
           <w:sz w:val="24"/>
           <w:szCs w:val="24"/>
         </w:rPr>
@@ -1881,7 +1881,7 @@
       </w:r>
       <w:r>
         <w:rPr>
-          <w:rFonts w:ascii="Garamond" w:hAnsi="Garamond"/>
+          <w:rFonts w:ascii="Arial" w:hAnsi="Arial" w:cs="Arial"/>
           <w:sz w:val="24"/>
           <w:szCs w:val="24"/>
         </w:rPr>
@@ -1889,7 +1889,7 @@
       </w:r>
       <w:r>
         <w:rPr>
-          <w:rFonts w:ascii="Garamond" w:hAnsi="Garamond"/>
+          <w:rFonts w:ascii="Arial" w:hAnsi="Arial" w:cs="Arial"/>
           <w:sz w:val="24"/>
           <w:szCs w:val="24"/>
         </w:rPr>
@@ -1897,7 +1897,7 @@
       </w:r>
       <w:r>
         <w:rPr>
-          <w:rFonts w:ascii="Garamond" w:hAnsi="Garamond"/>
+          <w:rFonts w:ascii="Arial" w:hAnsi="Arial" w:cs="Arial"/>
           <w:sz w:val="24"/>
           <w:szCs w:val="24"/>
         </w:rPr>
@@ -1905,7 +1905,7 @@
       </w:r>
       <w:r>
         <w:rPr>
-          <w:rFonts w:ascii="Garamond" w:hAnsi="Garamond"/>
+          <w:rFonts w:ascii="Arial" w:hAnsi="Arial" w:cs="Arial"/>
           <w:sz w:val="24"/>
           <w:szCs w:val="24"/>
         </w:rPr>
@@ -1919,14 +1919,14 @@
         <w:contextualSpacing/>
         <w:jc w:val="both"/>
         <w:rPr>
-          <w:rFonts w:ascii="Garamond" w:hAnsi="Garamond"/>
-          <w:sz w:val="24"/>
-          <w:szCs w:val="24"/>
-        </w:rPr>
-      </w:pPr>
-      <w:r>
-        <w:rPr>
-          <w:rFonts w:ascii="Garamond" w:hAnsi="Garamond"/>
+          <w:rFonts w:ascii="Arial" w:hAnsi="Arial" w:cs="Arial"/>
+          <w:sz w:val="24"/>
+          <w:szCs w:val="24"/>
+        </w:rPr>
+      </w:pPr>
+      <w:r>
+        <w:rPr>
+          <w:rFonts w:ascii="Arial" w:hAnsi="Arial" w:cs="Arial"/>
           <w:sz w:val="24"/>
           <w:szCs w:val="24"/>
         </w:rPr>
@@ -1939,14 +1939,14 @@
         <w:contextualSpacing/>
         <w:jc w:val="both"/>
         <w:rPr>
-          <w:rFonts w:ascii="Garamond" w:hAnsi="Garamond"/>
-          <w:sz w:val="24"/>
-          <w:szCs w:val="24"/>
-        </w:rPr>
-      </w:pPr>
-      <w:r>
-        <w:rPr>
-          <w:rFonts w:ascii="Garamond" w:hAnsi="Garamond"/>
+          <w:rFonts w:ascii="Arial" w:hAnsi="Arial" w:cs="Arial"/>
+          <w:sz w:val="24"/>
+          <w:szCs w:val="24"/>
+        </w:rPr>
+      </w:pPr>
+      <w:r>
+        <w:rPr>
+          <w:rFonts w:ascii="Arial" w:hAnsi="Arial" w:cs="Arial"/>
           <w:sz w:val="24"/>
           <w:szCs w:val="24"/>
         </w:rPr>
@@ -1961,14 +1961,14 @@
         <w:contextualSpacing/>
         <w:jc w:val="both"/>
         <w:rPr>
-          <w:rFonts w:ascii="Garamond" w:hAnsi="Garamond"/>
-          <w:sz w:val="24"/>
-          <w:szCs w:val="24"/>
-        </w:rPr>
-      </w:pPr>
-      <w:r>
-        <w:rPr>
-          <w:rFonts w:ascii="Times New Roman" w:eastAsia="Consolas" w:hAnsi="Times New Roman" w:cs="Times New Roman"/>
+          <w:rFonts w:ascii="Arial" w:hAnsi="Arial" w:cs="Arial"/>
+          <w:sz w:val="24"/>
+          <w:szCs w:val="24"/>
+        </w:rPr>
+      </w:pPr>
+      <w:r>
+        <w:rPr>
+          <w:rFonts w:ascii="Arial" w:eastAsia="Consolas" w:hAnsi="Arial" w:cs="Arial"/>
           <w:color w:val="1A2E3F"/>
           <w:sz w:val="24"/>
           <w:szCs w:val="24"/>
@@ -1984,14 +1984,14 @@
         <w:contextualSpacing/>
         <w:jc w:val="both"/>
         <w:rPr>
-          <w:rFonts w:ascii="Garamond" w:hAnsi="Garamond"/>
-          <w:sz w:val="24"/>
-          <w:szCs w:val="24"/>
-        </w:rPr>
-      </w:pPr>
-      <w:r>
-        <w:rPr>
-          <w:rFonts w:ascii="Garamond" w:eastAsia="Consolas" w:hAnsi="Garamond" w:cs="Consolas"/>
+          <w:rFonts w:ascii="Arial" w:hAnsi="Arial" w:cs="Arial"/>
+          <w:sz w:val="24"/>
+          <w:szCs w:val="24"/>
+        </w:rPr>
+      </w:pPr>
+      <w:r>
+        <w:rPr>
+          <w:rFonts w:ascii="Arial" w:eastAsia="Consolas" w:hAnsi="Arial" w:cs="Arial"/>
           <w:color w:val="1A2E3F"/>
           <w:sz w:val="24"/>
           <w:szCs w:val="24"/>
@@ -2001,7 +2001,7 @@
       <w:proofErr w:type="gramStart"/>
       <w:r>
         <w:rPr>
-          <w:rFonts w:ascii="Garamond" w:eastAsia="Consolas" w:hAnsi="Garamond" w:cs="Consolas"/>
+          <w:rFonts w:ascii="Arial" w:eastAsia="Consolas" w:hAnsi="Arial" w:cs="Arial"/>
           <w:color w:val="1A2E3F"/>
           <w:sz w:val="24"/>
           <w:szCs w:val="24"/>
@@ -2011,7 +2011,7 @@
       <w:proofErr w:type="gramEnd"/>
       <w:r>
         <w:rPr>
-          <w:rFonts w:ascii="Garamond" w:eastAsia="Consolas" w:hAnsi="Garamond" w:cs="Consolas"/>
+          <w:rFonts w:ascii="Arial" w:eastAsia="Consolas" w:hAnsi="Arial" w:cs="Arial"/>
           <w:color w:val="1A2E3F"/>
           <w:sz w:val="24"/>
           <w:szCs w:val="24"/>
@@ -2027,14 +2027,14 @@
         <w:contextualSpacing/>
         <w:jc w:val="both"/>
         <w:rPr>
-          <w:rFonts w:ascii="Garamond" w:hAnsi="Garamond"/>
-          <w:sz w:val="24"/>
-          <w:szCs w:val="24"/>
-        </w:rPr>
-      </w:pPr>
-      <w:r>
-        <w:rPr>
-          <w:rFonts w:ascii="Times New Roman" w:eastAsia="Consolas" w:hAnsi="Times New Roman" w:cs="Times New Roman"/>
+          <w:rFonts w:ascii="Arial" w:hAnsi="Arial" w:cs="Arial"/>
+          <w:sz w:val="24"/>
+          <w:szCs w:val="24"/>
+        </w:rPr>
+      </w:pPr>
+      <w:r>
+        <w:rPr>
+          <w:rFonts w:ascii="Arial" w:eastAsia="Consolas" w:hAnsi="Arial" w:cs="Arial"/>
           <w:color w:val="1A2E3F"/>
           <w:sz w:val="24"/>
           <w:szCs w:val="24"/>
@@ -2048,14 +2048,14 @@
         <w:contextualSpacing/>
         <w:jc w:val="both"/>
         <w:rPr>
-          <w:rFonts w:ascii="Garamond" w:hAnsi="Garamond"/>
-          <w:sz w:val="24"/>
-          <w:szCs w:val="24"/>
-        </w:rPr>
-      </w:pPr>
-      <w:r>
-        <w:rPr>
-          <w:rFonts w:ascii="Garamond" w:hAnsi="Garamond"/>
+          <w:rFonts w:ascii="Arial" w:hAnsi="Arial" w:cs="Arial"/>
+          <w:sz w:val="24"/>
+          <w:szCs w:val="24"/>
+        </w:rPr>
+      </w:pPr>
+      <w:r>
+        <w:rPr>
+          <w:rFonts w:ascii="Arial" w:hAnsi="Arial" w:cs="Arial"/>
           <w:sz w:val="24"/>
           <w:szCs w:val="24"/>
         </w:rPr>
@@ -2069,14 +2069,14 @@
         <w:contextualSpacing/>
         <w:jc w:val="both"/>
         <w:rPr>
-          <w:rFonts w:ascii="Garamond" w:hAnsi="Garamond"/>
-          <w:sz w:val="24"/>
-          <w:szCs w:val="24"/>
-        </w:rPr>
-      </w:pPr>
-      <w:r>
-        <w:rPr>
-          <w:rFonts w:ascii="Garamond" w:hAnsi="Garamond"/>
+          <w:rFonts w:ascii="Arial" w:hAnsi="Arial" w:cs="Arial"/>
+          <w:sz w:val="24"/>
+          <w:szCs w:val="24"/>
+        </w:rPr>
+      </w:pPr>
+      <w:r>
+        <w:rPr>
+          <w:rFonts w:ascii="Arial" w:hAnsi="Arial" w:cs="Arial"/>
           <w:sz w:val="24"/>
           <w:szCs w:val="24"/>
         </w:rPr>
@@ -2094,14 +2094,14 @@
         <w:contextualSpacing/>
         <w:jc w:val="both"/>
         <w:rPr>
-          <w:rFonts w:ascii="Garamond" w:hAnsi="Garamond"/>
-          <w:sz w:val="24"/>
-          <w:szCs w:val="24"/>
-        </w:rPr>
-      </w:pPr>
-      <w:r>
-        <w:rPr>
-          <w:rFonts w:ascii="Garamond" w:hAnsi="Garamond"/>
+          <w:rFonts w:ascii="Arial" w:hAnsi="Arial" w:cs="Arial"/>
+          <w:sz w:val="24"/>
+          <w:szCs w:val="24"/>
+        </w:rPr>
+      </w:pPr>
+      <w:r>
+        <w:rPr>
+          <w:rFonts w:ascii="Arial" w:hAnsi="Arial" w:cs="Arial"/>
           <w:b/>
           <w:bCs/>
           <w:sz w:val="24"/>
@@ -2111,7 +2111,7 @@
       </w:r>
       <w:r>
         <w:rPr>
-          <w:rFonts w:ascii="Garamond" w:hAnsi="Garamond"/>
+          <w:rFonts w:ascii="Arial" w:hAnsi="Arial" w:cs="Arial"/>
           <w:b/>
           <w:bCs/>
           <w:sz w:val="24"/>
@@ -2123,7 +2123,7 @@
       <w:proofErr w:type="gramStart"/>
       <w:r>
         <w:rPr>
-          <w:rFonts w:ascii="Garamond" w:eastAsia="Consolas" w:hAnsi="Garamond" w:cs="Consolas"/>
+          <w:rFonts w:ascii="Arial" w:eastAsia="Consolas" w:hAnsi="Arial" w:cs="Arial"/>
           <w:color w:val="1A2E3F"/>
           <w:sz w:val="24"/>
           <w:szCs w:val="24"/>
@@ -2133,7 +2133,7 @@
       <w:proofErr w:type="gramEnd"/>
       <w:r>
         <w:rPr>
-          <w:rFonts w:ascii="Garamond" w:eastAsia="Consolas" w:hAnsi="Garamond" w:cs="Consolas"/>
+          <w:rFonts w:ascii="Arial" w:eastAsia="Consolas" w:hAnsi="Arial" w:cs="Arial"/>
           <w:color w:val="1A2E3F"/>
           <w:sz w:val="24"/>
           <w:szCs w:val="24"/>
@@ -2143,7 +2143,7 @@
       <w:proofErr w:type="spellEnd"/>
       <w:r>
         <w:rPr>
-          <w:rFonts w:ascii="Garamond" w:hAnsi="Garamond"/>
+          <w:rFonts w:ascii="Arial" w:hAnsi="Arial" w:cs="Arial"/>
           <w:sz w:val="24"/>
           <w:szCs w:val="24"/>
         </w:rPr>
@@ -2161,14 +2161,14 @@
         <w:contextualSpacing/>
         <w:jc w:val="both"/>
         <w:rPr>
-          <w:rFonts w:ascii="Garamond" w:hAnsi="Garamond"/>
-          <w:sz w:val="24"/>
-          <w:szCs w:val="24"/>
-        </w:rPr>
-      </w:pPr>
-      <w:r>
-        <w:rPr>
-          <w:rFonts w:ascii="Garamond" w:hAnsi="Garamond"/>
+          <w:rFonts w:ascii="Arial" w:hAnsi="Arial" w:cs="Arial"/>
+          <w:sz w:val="24"/>
+          <w:szCs w:val="24"/>
+        </w:rPr>
+      </w:pPr>
+      <w:r>
+        <w:rPr>
+          <w:rFonts w:ascii="Arial" w:hAnsi="Arial" w:cs="Arial"/>
           <w:b/>
           <w:bCs/>
           <w:sz w:val="24"/>
@@ -2188,14 +2188,14 @@
         <w:contextualSpacing/>
         <w:jc w:val="both"/>
         <w:rPr>
-          <w:rFonts w:ascii="Garamond" w:hAnsi="Garamond"/>
-          <w:sz w:val="24"/>
-          <w:szCs w:val="24"/>
-        </w:rPr>
-      </w:pPr>
-      <w:r>
-        <w:rPr>
-          <w:rFonts w:ascii="Garamond" w:hAnsi="Garamond"/>
+          <w:rFonts w:ascii="Arial" w:hAnsi="Arial" w:cs="Arial"/>
+          <w:sz w:val="24"/>
+          <w:szCs w:val="24"/>
+        </w:rPr>
+      </w:pPr>
+      <w:r>
+        <w:rPr>
+          <w:rFonts w:ascii="Arial" w:hAnsi="Arial" w:cs="Arial"/>
           <w:b/>
           <w:bCs/>
           <w:sz w:val="24"/>
@@ -2206,7 +2206,7 @@
       <w:proofErr w:type="gramStart"/>
       <w:r>
         <w:rPr>
-          <w:rFonts w:ascii="Garamond" w:hAnsi="Garamond"/>
+          <w:rFonts w:ascii="Arial" w:hAnsi="Arial" w:cs="Arial"/>
           <w:b/>
           <w:bCs/>
           <w:sz w:val="24"/>
@@ -2217,7 +2217,7 @@
       <w:proofErr w:type="spellStart"/>
       <w:r>
         <w:rPr>
-          <w:rFonts w:ascii="Garamond" w:hAnsi="Garamond"/>
+          <w:rFonts w:ascii="Arial" w:hAnsi="Arial" w:cs="Arial"/>
           <w:b/>
           <w:bCs/>
           <w:sz w:val="24"/>
@@ -2229,7 +2229,7 @@
       <w:proofErr w:type="gramEnd"/>
       <w:r>
         <w:rPr>
-          <w:rFonts w:ascii="Garamond" w:hAnsi="Garamond"/>
+          <w:rFonts w:ascii="Arial" w:hAnsi="Arial" w:cs="Arial"/>
           <w:b/>
           <w:bCs/>
           <w:sz w:val="24"/>
@@ -2249,14 +2249,14 @@
         <w:contextualSpacing/>
         <w:jc w:val="both"/>
         <w:rPr>
-          <w:rFonts w:ascii="Garamond" w:hAnsi="Garamond"/>
-          <w:sz w:val="24"/>
-          <w:szCs w:val="24"/>
-        </w:rPr>
-      </w:pPr>
-      <w:r>
-        <w:rPr>
-          <w:rFonts w:ascii="Garamond" w:hAnsi="Garamond"/>
+          <w:rFonts w:ascii="Arial" w:hAnsi="Arial" w:cs="Arial"/>
+          <w:sz w:val="24"/>
+          <w:szCs w:val="24"/>
+        </w:rPr>
+      </w:pPr>
+      <w:r>
+        <w:rPr>
+          <w:rFonts w:ascii="Arial" w:hAnsi="Arial" w:cs="Arial"/>
           <w:b/>
           <w:bCs/>
           <w:sz w:val="24"/>
@@ -2267,7 +2267,7 @@
       <w:proofErr w:type="gramStart"/>
       <w:r>
         <w:rPr>
-          <w:rFonts w:ascii="Garamond" w:hAnsi="Garamond"/>
+          <w:rFonts w:ascii="Arial" w:hAnsi="Arial" w:cs="Arial"/>
           <w:b/>
           <w:bCs/>
           <w:sz w:val="24"/>
@@ -2278,7 +2278,7 @@
       <w:proofErr w:type="gramEnd"/>
       <w:r>
         <w:rPr>
-          <w:rFonts w:ascii="Garamond" w:hAnsi="Garamond"/>
+          <w:rFonts w:ascii="Arial" w:hAnsi="Arial" w:cs="Arial"/>
           <w:b/>
           <w:bCs/>
           <w:sz w:val="24"/>
@@ -2288,7 +2288,7 @@
       </w:r>
       <w:r>
         <w:rPr>
-          <w:rFonts w:ascii="Garamond" w:hAnsi="Garamond"/>
+          <w:rFonts w:ascii="Arial" w:hAnsi="Arial" w:cs="Arial"/>
           <w:sz w:val="24"/>
           <w:szCs w:val="24"/>
         </w:rPr>
@@ -2306,14 +2306,14 @@
         <w:contextualSpacing/>
         <w:jc w:val="both"/>
         <w:rPr>
-          <w:rFonts w:ascii="Garamond" w:hAnsi="Garamond"/>
-          <w:sz w:val="24"/>
-          <w:szCs w:val="24"/>
-        </w:rPr>
-      </w:pPr>
-      <w:r>
-        <w:rPr>
-          <w:rFonts w:ascii="Garamond" w:hAnsi="Garamond"/>
+          <w:rFonts w:ascii="Arial" w:hAnsi="Arial" w:cs="Arial"/>
+          <w:sz w:val="24"/>
+          <w:szCs w:val="24"/>
+        </w:rPr>
+      </w:pPr>
+      <w:r>
+        <w:rPr>
+          <w:rFonts w:ascii="Arial" w:hAnsi="Arial" w:cs="Arial"/>
           <w:b/>
           <w:bCs/>
           <w:sz w:val="24"/>
@@ -2333,14 +2333,14 @@
         <w:contextualSpacing/>
         <w:jc w:val="both"/>
         <w:rPr>
-          <w:rFonts w:ascii="Garamond" w:hAnsi="Garamond"/>
-          <w:sz w:val="24"/>
-          <w:szCs w:val="24"/>
-        </w:rPr>
-      </w:pPr>
-      <w:r>
-        <w:rPr>
-          <w:rFonts w:ascii="Garamond" w:hAnsi="Garamond"/>
+          <w:rFonts w:ascii="Arial" w:hAnsi="Arial" w:cs="Arial"/>
+          <w:sz w:val="24"/>
+          <w:szCs w:val="24"/>
+        </w:rPr>
+      </w:pPr>
+      <w:r>
+        <w:rPr>
+          <w:rFonts w:ascii="Arial" w:hAnsi="Arial" w:cs="Arial"/>
           <w:b/>
           <w:bCs/>
           <w:sz w:val="24"/>
@@ -2351,7 +2351,7 @@
       <w:proofErr w:type="spellStart"/>
       <w:r>
         <w:rPr>
-          <w:rFonts w:ascii="Garamond" w:hAnsi="Garamond"/>
+          <w:rFonts w:ascii="Arial" w:hAnsi="Arial" w:cs="Arial"/>
           <w:sz w:val="24"/>
           <w:szCs w:val="24"/>
         </w:rPr>
@@ -2360,7 +2360,7 @@
       <w:proofErr w:type="spellEnd"/>
       <w:r>
         <w:rPr>
-          <w:rFonts w:ascii="Garamond" w:hAnsi="Garamond"/>
+          <w:rFonts w:ascii="Arial" w:hAnsi="Arial" w:cs="Arial"/>
           <w:sz w:val="24"/>
           <w:szCs w:val="24"/>
         </w:rPr>
@@ -2368,7 +2368,7 @@
       </w:r>
       <w:r>
         <w:rPr>
-          <w:rFonts w:ascii="Garamond" w:eastAsia="Consolas" w:hAnsi="Garamond" w:cs="Consolas"/>
+          <w:rFonts w:ascii="Arial" w:eastAsia="Consolas" w:hAnsi="Arial" w:cs="Arial"/>
           <w:color w:val="1A2E3F"/>
           <w:sz w:val="24"/>
           <w:szCs w:val="24"/>
@@ -2377,7 +2377,7 @@
       </w:r>
       <w:r>
         <w:rPr>
-          <w:rFonts w:ascii="Garamond" w:hAnsi="Garamond"/>
+          <w:rFonts w:ascii="Arial" w:hAnsi="Arial" w:cs="Arial"/>
           <w:sz w:val="24"/>
           <w:szCs w:val="24"/>
         </w:rPr>
@@ -2387,43 +2387,43 @@
     <w:p>
       <w:pPr>
         <w:rPr>
-          <w:rFonts w:ascii="Garamond" w:hAnsi="Garamond"/>
-          <w:sz w:val="24"/>
-          <w:szCs w:val="24"/>
-        </w:rPr>
-      </w:pPr>
-    </w:p>
-    <w:p>
-      <w:pPr>
-        <w:rPr>
-          <w:rFonts w:ascii="Garamond" w:hAnsi="Garamond"/>
-          <w:sz w:val="24"/>
-          <w:szCs w:val="24"/>
-        </w:rPr>
-      </w:pPr>
-    </w:p>
-    <w:p>
-      <w:pPr>
-        <w:rPr>
-          <w:rFonts w:ascii="Garamond" w:hAnsi="Garamond"/>
-          <w:sz w:val="24"/>
-          <w:szCs w:val="24"/>
-        </w:rPr>
-      </w:pPr>
-    </w:p>
-    <w:p>
-      <w:pPr>
-        <w:rPr>
-          <w:rFonts w:ascii="Garamond" w:hAnsi="Garamond"/>
-          <w:sz w:val="24"/>
-          <w:szCs w:val="24"/>
-        </w:rPr>
-      </w:pPr>
-    </w:p>
-    <w:p>
-      <w:pPr>
-        <w:rPr>
-          <w:rFonts w:ascii="Garamond" w:hAnsi="Garamond"/>
+          <w:rFonts w:ascii="Arial" w:hAnsi="Arial" w:cs="Arial"/>
+          <w:sz w:val="24"/>
+          <w:szCs w:val="24"/>
+        </w:rPr>
+      </w:pPr>
+    </w:p>
+    <w:p>
+      <w:pPr>
+        <w:rPr>
+          <w:rFonts w:ascii="Arial" w:hAnsi="Arial" w:cs="Arial"/>
+          <w:sz w:val="24"/>
+          <w:szCs w:val="24"/>
+        </w:rPr>
+      </w:pPr>
+    </w:p>
+    <w:p>
+      <w:pPr>
+        <w:rPr>
+          <w:rFonts w:ascii="Arial" w:hAnsi="Arial" w:cs="Arial"/>
+          <w:sz w:val="24"/>
+          <w:szCs w:val="24"/>
+        </w:rPr>
+      </w:pPr>
+    </w:p>
+    <w:p>
+      <w:pPr>
+        <w:rPr>
+          <w:rFonts w:ascii="Arial" w:hAnsi="Arial" w:cs="Arial"/>
+          <w:sz w:val="24"/>
+          <w:szCs w:val="24"/>
+        </w:rPr>
+      </w:pPr>
+    </w:p>
+    <w:p>
+      <w:pPr>
+        <w:rPr>
+          <w:rFonts w:ascii="Arial" w:hAnsi="Arial" w:cs="Arial"/>
           <w:sz w:val="24"/>
           <w:szCs w:val="24"/>
         </w:rPr>
@@ -2436,14 +2436,14 @@
         <w:contextualSpacing/>
         <w:jc w:val="both"/>
         <w:rPr>
-          <w:rFonts w:ascii="Garamond" w:hAnsi="Garamond"/>
-          <w:sz w:val="24"/>
-          <w:szCs w:val="24"/>
-        </w:rPr>
-      </w:pPr>
-      <w:r>
-        <w:rPr>
-          <w:rFonts w:ascii="Garamond" w:hAnsi="Garamond"/>
+          <w:rFonts w:ascii="Arial" w:hAnsi="Arial" w:cs="Arial"/>
+          <w:sz w:val="24"/>
+          <w:szCs w:val="24"/>
+        </w:rPr>
+      </w:pPr>
+      <w:r>
+        <w:rPr>
+          <w:rFonts w:ascii="Arial" w:hAnsi="Arial" w:cs="Arial"/>
           <w:sz w:val="24"/>
           <w:szCs w:val="24"/>
         </w:rPr>
@@ -2497,14 +2497,14 @@
             <w:pPr>
               <w:spacing w:line="240" w:lineRule="auto"/>
               <w:rPr>
-                <w:rFonts w:ascii="Garamond" w:hAnsi="Garamond"/>
+                <w:rFonts w:ascii="Arial" w:hAnsi="Arial" w:cs="Arial"/>
                 <w:sz w:val="24"/>
                 <w:szCs w:val="24"/>
               </w:rPr>
             </w:pPr>
             <w:r>
               <w:rPr>
-                <w:rFonts w:ascii="Garamond" w:hAnsi="Garamond"/>
+                <w:rFonts w:ascii="Arial" w:hAnsi="Arial" w:cs="Arial"/>
                 <w:b/>
                 <w:bCs/>
                 <w:color w:val="FFFFFF"/>
@@ -2537,14 +2537,14 @@
             <w:pPr>
               <w:spacing w:line="240" w:lineRule="auto"/>
               <w:rPr>
-                <w:rFonts w:ascii="Garamond" w:hAnsi="Garamond"/>
+                <w:rFonts w:ascii="Arial" w:hAnsi="Arial" w:cs="Arial"/>
                 <w:sz w:val="24"/>
                 <w:szCs w:val="24"/>
               </w:rPr>
             </w:pPr>
             <w:r>
               <w:rPr>
-                <w:rFonts w:ascii="Garamond" w:hAnsi="Garamond"/>
+                <w:rFonts w:ascii="Arial" w:hAnsi="Arial" w:cs="Arial"/>
                 <w:b/>
                 <w:bCs/>
                 <w:color w:val="FFFFFF"/>
@@ -2582,14 +2582,14 @@
             <w:pPr>
               <w:spacing w:line="240" w:lineRule="auto"/>
               <w:rPr>
-                <w:rFonts w:ascii="Garamond" w:hAnsi="Garamond"/>
+                <w:rFonts w:ascii="Arial" w:hAnsi="Arial" w:cs="Arial"/>
                 <w:sz w:val="24"/>
                 <w:szCs w:val="24"/>
               </w:rPr>
             </w:pPr>
             <w:r>
               <w:rPr>
-                <w:rFonts w:ascii="Garamond" w:hAnsi="Garamond"/>
+                <w:rFonts w:ascii="Arial" w:hAnsi="Arial" w:cs="Arial"/>
                 <w:b/>
                 <w:bCs/>
                 <w:color w:val="16324F"/>
@@ -2601,7 +2601,7 @@
             <w:proofErr w:type="gramStart"/>
             <w:r>
               <w:rPr>
-                <w:rFonts w:ascii="Garamond" w:hAnsi="Garamond"/>
+                <w:rFonts w:ascii="Arial" w:hAnsi="Arial" w:cs="Arial"/>
                 <w:b/>
                 <w:bCs/>
                 <w:color w:val="16324F"/>
@@ -2613,7 +2613,7 @@
             <w:proofErr w:type="gramEnd"/>
             <w:r>
               <w:rPr>
-                <w:rFonts w:ascii="Garamond" w:hAnsi="Garamond"/>
+                <w:rFonts w:ascii="Arial" w:hAnsi="Arial" w:cs="Arial"/>
                 <w:b/>
                 <w:bCs/>
                 <w:color w:val="16324F"/>
@@ -2646,14 +2646,14 @@
             <w:pPr>
               <w:spacing w:line="240" w:lineRule="auto"/>
               <w:rPr>
-                <w:rFonts w:ascii="Garamond" w:hAnsi="Garamond"/>
+                <w:rFonts w:ascii="Arial" w:hAnsi="Arial" w:cs="Arial"/>
                 <w:sz w:val="24"/>
                 <w:szCs w:val="24"/>
               </w:rPr>
             </w:pPr>
             <w:r>
               <w:rPr>
-                <w:rFonts w:ascii="Garamond" w:hAnsi="Garamond"/>
+                <w:rFonts w:ascii="Arial" w:hAnsi="Arial" w:cs="Arial"/>
                 <w:color w:val="1F2933"/>
                 <w:sz w:val="24"/>
                 <w:szCs w:val="24"/>
@@ -2663,7 +2663,7 @@
             <w:proofErr w:type="gramStart"/>
             <w:r>
               <w:rPr>
-                <w:rFonts w:ascii="Garamond" w:hAnsi="Garamond"/>
+                <w:rFonts w:ascii="Arial" w:hAnsi="Arial" w:cs="Arial"/>
                 <w:color w:val="1F2933"/>
                 <w:sz w:val="24"/>
                 <w:szCs w:val="24"/>
@@ -2673,7 +2673,7 @@
             <w:proofErr w:type="spellStart"/>
             <w:r>
               <w:rPr>
-                <w:rFonts w:ascii="Garamond" w:hAnsi="Garamond"/>
+                <w:rFonts w:ascii="Arial" w:hAnsi="Arial" w:cs="Arial"/>
                 <w:color w:val="1F2933"/>
                 <w:sz w:val="24"/>
                 <w:szCs w:val="24"/>
@@ -2684,7 +2684,7 @@
             <w:proofErr w:type="gramEnd"/>
             <w:r>
               <w:rPr>
-                <w:rFonts w:ascii="Garamond" w:hAnsi="Garamond"/>
+                <w:rFonts w:ascii="Arial" w:hAnsi="Arial" w:cs="Arial"/>
                 <w:color w:val="1F2933"/>
                 <w:sz w:val="24"/>
                 <w:szCs w:val="24"/>
@@ -2720,14 +2720,14 @@
             <w:pPr>
               <w:spacing w:line="240" w:lineRule="auto"/>
               <w:rPr>
-                <w:rFonts w:ascii="Garamond" w:hAnsi="Garamond"/>
+                <w:rFonts w:ascii="Arial" w:hAnsi="Arial" w:cs="Arial"/>
                 <w:sz w:val="24"/>
                 <w:szCs w:val="24"/>
               </w:rPr>
             </w:pPr>
             <w:r>
               <w:rPr>
-                <w:rFonts w:ascii="Garamond" w:hAnsi="Garamond"/>
+                <w:rFonts w:ascii="Arial" w:hAnsi="Arial" w:cs="Arial"/>
                 <w:b/>
                 <w:bCs/>
                 <w:color w:val="16324F"/>
@@ -2760,14 +2760,14 @@
             <w:pPr>
               <w:spacing w:line="240" w:lineRule="auto"/>
               <w:rPr>
-                <w:rFonts w:ascii="Garamond" w:hAnsi="Garamond"/>
+                <w:rFonts w:ascii="Arial" w:hAnsi="Arial" w:cs="Arial"/>
                 <w:sz w:val="24"/>
                 <w:szCs w:val="24"/>
               </w:rPr>
             </w:pPr>
             <w:r>
               <w:rPr>
-                <w:rFonts w:ascii="Garamond" w:hAnsi="Garamond"/>
+                <w:rFonts w:ascii="Arial" w:hAnsi="Arial" w:cs="Arial"/>
                 <w:color w:val="1F2933"/>
                 <w:sz w:val="24"/>
                 <w:szCs w:val="24"/>
@@ -2777,7 +2777,7 @@
             <w:proofErr w:type="gramStart"/>
             <w:r>
               <w:rPr>
-                <w:rFonts w:ascii="Garamond" w:hAnsi="Garamond"/>
+                <w:rFonts w:ascii="Arial" w:hAnsi="Arial" w:cs="Arial"/>
                 <w:color w:val="1F2933"/>
                 <w:sz w:val="24"/>
                 <w:szCs w:val="24"/>
@@ -2787,7 +2787,7 @@
             <w:proofErr w:type="gramEnd"/>
             <w:r>
               <w:rPr>
-                <w:rFonts w:ascii="Garamond" w:hAnsi="Garamond"/>
+                <w:rFonts w:ascii="Arial" w:hAnsi="Arial" w:cs="Arial"/>
                 <w:color w:val="1F2933"/>
                 <w:sz w:val="24"/>
                 <w:szCs w:val="24"/>
@@ -2823,14 +2823,14 @@
             <w:pPr>
               <w:spacing w:line="240" w:lineRule="auto"/>
               <w:rPr>
-                <w:rFonts w:ascii="Garamond" w:hAnsi="Garamond"/>
+                <w:rFonts w:ascii="Arial" w:hAnsi="Arial" w:cs="Arial"/>
                 <w:sz w:val="24"/>
                 <w:szCs w:val="24"/>
               </w:rPr>
             </w:pPr>
             <w:r>
               <w:rPr>
-                <w:rFonts w:ascii="Garamond" w:hAnsi="Garamond"/>
+                <w:rFonts w:ascii="Arial" w:hAnsi="Arial" w:cs="Arial"/>
                 <w:b/>
                 <w:bCs/>
                 <w:color w:val="16324F"/>
@@ -2863,14 +2863,14 @@
             <w:pPr>
               <w:spacing w:line="240" w:lineRule="auto"/>
               <w:rPr>
-                <w:rFonts w:ascii="Garamond" w:hAnsi="Garamond"/>
+                <w:rFonts w:ascii="Arial" w:hAnsi="Arial" w:cs="Arial"/>
                 <w:sz w:val="24"/>
                 <w:szCs w:val="24"/>
               </w:rPr>
             </w:pPr>
             <w:r>
               <w:rPr>
-                <w:rFonts w:ascii="Garamond" w:hAnsi="Garamond"/>
+                <w:rFonts w:ascii="Arial" w:hAnsi="Arial" w:cs="Arial"/>
                 <w:color w:val="1F2933"/>
                 <w:sz w:val="24"/>
                 <w:szCs w:val="24"/>
@@ -2906,14 +2906,14 @@
             <w:pPr>
               <w:spacing w:line="240" w:lineRule="auto"/>
               <w:rPr>
-                <w:rFonts w:ascii="Garamond" w:hAnsi="Garamond"/>
+                <w:rFonts w:ascii="Arial" w:hAnsi="Arial" w:cs="Arial"/>
                 <w:sz w:val="24"/>
                 <w:szCs w:val="24"/>
               </w:rPr>
             </w:pPr>
             <w:r>
               <w:rPr>
-                <w:rFonts w:ascii="Garamond" w:hAnsi="Garamond"/>
+                <w:rFonts w:ascii="Arial" w:hAnsi="Arial" w:cs="Arial"/>
                 <w:b/>
                 <w:bCs/>
                 <w:color w:val="16324F"/>
@@ -2946,14 +2946,14 @@
             <w:pPr>
               <w:spacing w:line="240" w:lineRule="auto"/>
               <w:rPr>
-                <w:rFonts w:ascii="Garamond" w:hAnsi="Garamond"/>
+                <w:rFonts w:ascii="Arial" w:hAnsi="Arial" w:cs="Arial"/>
                 <w:sz w:val="24"/>
                 <w:szCs w:val="24"/>
               </w:rPr>
             </w:pPr>
             <w:r>
               <w:rPr>
-                <w:rFonts w:ascii="Garamond" w:hAnsi="Garamond"/>
+                <w:rFonts w:ascii="Arial" w:hAnsi="Arial" w:cs="Arial"/>
                 <w:color w:val="1F2933"/>
                 <w:sz w:val="24"/>
                 <w:szCs w:val="24"/>
@@ -2963,7 +2963,7 @@
             <w:proofErr w:type="spellStart"/>
             <w:r>
               <w:rPr>
-                <w:rFonts w:ascii="Garamond" w:hAnsi="Garamond"/>
+                <w:rFonts w:ascii="Arial" w:hAnsi="Arial" w:cs="Arial"/>
                 <w:color w:val="1F2933"/>
                 <w:sz w:val="24"/>
                 <w:szCs w:val="24"/>
@@ -2973,7 +2973,7 @@
             <w:proofErr w:type="spellEnd"/>
             <w:r>
               <w:rPr>
-                <w:rFonts w:ascii="Garamond" w:hAnsi="Garamond"/>
+                <w:rFonts w:ascii="Arial" w:hAnsi="Arial" w:cs="Arial"/>
                 <w:color w:val="1F2933"/>
                 <w:sz w:val="24"/>
                 <w:szCs w:val="24"/>
@@ -2990,26 +2990,26 @@
         <w:contextualSpacing/>
         <w:jc w:val="both"/>
         <w:rPr>
-          <w:rFonts w:ascii="Garamond" w:hAnsi="Garamond"/>
-          <w:sz w:val="24"/>
-          <w:szCs w:val="24"/>
-        </w:rPr>
-      </w:pPr>
-    </w:p>
-    <w:p>
-      <w:pPr>
-        <w:spacing w:before="120" w:after="120" w:line="240" w:lineRule="auto"/>
-        <w:contextualSpacing/>
-        <w:jc w:val="both"/>
-        <w:rPr>
-          <w:rFonts w:ascii="Garamond" w:hAnsi="Garamond"/>
-          <w:sz w:val="24"/>
-          <w:szCs w:val="24"/>
-        </w:rPr>
-      </w:pPr>
-      <w:r>
-        <w:rPr>
-          <w:rFonts w:ascii="Garamond" w:hAnsi="Garamond"/>
+          <w:rFonts w:ascii="Arial" w:hAnsi="Arial" w:cs="Arial"/>
+          <w:sz w:val="24"/>
+          <w:szCs w:val="24"/>
+        </w:rPr>
+      </w:pPr>
+    </w:p>
+    <w:p>
+      <w:pPr>
+        <w:spacing w:before="120" w:after="120" w:line="240" w:lineRule="auto"/>
+        <w:contextualSpacing/>
+        <w:jc w:val="both"/>
+        <w:rPr>
+          <w:rFonts w:ascii="Arial" w:hAnsi="Arial" w:cs="Arial"/>
+          <w:sz w:val="24"/>
+          <w:szCs w:val="24"/>
+        </w:rPr>
+      </w:pPr>
+      <w:r>
+        <w:rPr>
+          <w:rFonts w:ascii="Arial" w:hAnsi="Arial" w:cs="Arial"/>
           <w:sz w:val="24"/>
           <w:szCs w:val="24"/>
         </w:rPr>
@@ -3017,7 +3017,7 @@
       </w:r>
       <w:r>
         <w:rPr>
-          <w:rFonts w:ascii="Garamond" w:eastAsia="Consolas" w:hAnsi="Garamond" w:cs="Consolas"/>
+          <w:rFonts w:ascii="Arial" w:eastAsia="Consolas" w:hAnsi="Arial" w:cs="Arial"/>
           <w:color w:val="1A2E3F"/>
           <w:sz w:val="24"/>
           <w:szCs w:val="24"/>
